--- a/memoire/images/couverture_memoire.docx
+++ b/memoire/images/couverture_memoire.docx
@@ -1,17 +1,16 @@
 
 <file path=word/document.xml><?xml version="1.0" encoding="utf-8"?>
-<w:document xmlns:wpc="http://schemas.microsoft.com/office/word/2010/wordprocessingCanvas" xmlns:cx="http://schemas.microsoft.com/office/drawing/2014/chartex" xmlns:cx1="http://schemas.microsoft.com/office/drawing/2015/9/8/chartex" xmlns:cx2="http://schemas.microsoft.com/office/drawing/2015/10/21/chartex" xmlns:cx3="http://schemas.microsoft.com/office/drawing/2016/5/9/chartex" xmlns:cx4="http://schemas.microsoft.com/office/drawing/2016/5/10/chartex" xmlns:cx5="http://schemas.microsoft.com/office/drawing/2016/5/11/chartex" xmlns:cx6="http://schemas.microsoft.com/office/drawing/2016/5/12/chartex" xmlns:cx7="http://schemas.microsoft.com/office/drawing/2016/5/13/chartex" xmlns:cx8="http://schemas.microsoft.com/office/drawing/2016/5/14/chartex" xmlns:mc="http://schemas.openxmlformats.org/markup-compatibility/2006" xmlns:aink="http://schemas.microsoft.com/office/drawing/2016/ink" xmlns:am3d="http://schemas.microsoft.com/office/drawing/2017/model3d" xmlns:o="urn:schemas-microsoft-com:office:office" xmlns:r="http://schemas.openxmlformats.org/officeDocument/2006/relationships" xmlns:m="http://schemas.openxmlformats.org/officeDocument/2006/math" xmlns:v="urn:schemas-microsoft-com:vml" xmlns:wp14="http://schemas.microsoft.com/office/word/2010/wordprocessingDrawing" xmlns:wp="http://schemas.openxmlformats.org/drawingml/2006/wordprocessingDrawing" xmlns:w10="urn:schemas-microsoft-com:office:word" xmlns:w="http://schemas.openxmlformats.org/wordprocessingml/2006/main" xmlns:w14="http://schemas.microsoft.com/office/word/2010/wordml" xmlns:w15="http://schemas.microsoft.com/office/word/2012/wordml" xmlns:w16cex="http://schemas.microsoft.com/office/word/2018/wordml/cex" xmlns:w16cid="http://schemas.microsoft.com/office/word/2016/wordml/cid" xmlns:w16="http://schemas.microsoft.com/office/word/2018/wordml" xmlns:w16sdtdh="http://schemas.microsoft.com/office/word/2020/wordml/sdtdatahash" xmlns:w16se="http://schemas.microsoft.com/office/word/2015/wordml/symex" xmlns:wpg="http://schemas.microsoft.com/office/word/2010/wordprocessingGroup" xmlns:wpi="http://schemas.microsoft.com/office/word/2010/wordprocessingInk" xmlns:wne="http://schemas.microsoft.com/office/word/2006/wordml" xmlns:wps="http://schemas.microsoft.com/office/word/2010/wordprocessingShape" mc:Ignorable="w14 w15 w16se w16cid w16 w16cex w16sdtdh wp14">
+<w:document xmlns:wpc="http://schemas.microsoft.com/office/word/2010/wordprocessingCanvas" xmlns:cx="http://schemas.microsoft.com/office/drawing/2014/chartex" xmlns:cx1="http://schemas.microsoft.com/office/drawing/2015/9/8/chartex" xmlns:cx2="http://schemas.microsoft.com/office/drawing/2015/10/21/chartex" xmlns:cx3="http://schemas.microsoft.com/office/drawing/2016/5/9/chartex" xmlns:cx4="http://schemas.microsoft.com/office/drawing/2016/5/10/chartex" xmlns:cx5="http://schemas.microsoft.com/office/drawing/2016/5/11/chartex" xmlns:cx6="http://schemas.microsoft.com/office/drawing/2016/5/12/chartex" xmlns:cx7="http://schemas.microsoft.com/office/drawing/2016/5/13/chartex" xmlns:cx8="http://schemas.microsoft.com/office/drawing/2016/5/14/chartex" xmlns:mc="http://schemas.openxmlformats.org/markup-compatibility/2006" xmlns:o="urn:schemas-microsoft-com:office:office" xmlns:r="http://schemas.openxmlformats.org/officeDocument/2006/relationships" xmlns:m="http://schemas.openxmlformats.org/officeDocument/2006/math" xmlns:v="urn:schemas-microsoft-com:vml" xmlns:wp14="http://schemas.microsoft.com/office/word/2010/wordprocessingDrawing" xmlns:wp="http://schemas.openxmlformats.org/drawingml/2006/wordprocessingDrawing" xmlns:w="http://schemas.openxmlformats.org/wordprocessingml/2006/main" xmlns:w14="http://schemas.microsoft.com/office/word/2010/wordml" xmlns:w10="urn:schemas-microsoft-com:office:word" xmlns:w15="http://schemas.microsoft.com/office/word/2012/wordml" xmlns:wpg="http://schemas.microsoft.com/office/word/2010/wordprocessingGroup" xmlns:wpi="http://schemas.microsoft.com/office/word/2010/wordprocessingInk" xmlns:wne="http://schemas.microsoft.com/office/word/2006/wordml" xmlns:wps="http://schemas.microsoft.com/office/word/2010/wordprocessingShape" xmlns:wpsCustomData="http://www.wps.cn/officeDocument/2013/wpsCustomData" mc:Ignorable="w14 w15 wp14">
   <w:body>
     <w:p>
       <w:r>
         <w:rPr>
-          <w:noProof/>
           <w:lang w:eastAsia="fr-FR"/>
         </w:rPr>
         <mc:AlternateContent>
           <mc:Choice Requires="wps">
             <w:drawing>
-              <wp:anchor distT="0" distB="0" distL="114300" distR="114300" simplePos="0" relativeHeight="251664384" behindDoc="0" locked="0" layoutInCell="1" allowOverlap="1" wp14:anchorId="658C6E00" wp14:editId="24A5C31B">
+              <wp:anchor distT="0" distB="0" distL="114300" distR="114300" simplePos="0" relativeHeight="251663360" behindDoc="0" locked="0" layoutInCell="1" allowOverlap="1">
                 <wp:simplePos x="0" y="0"/>
                 <wp:positionH relativeFrom="margin">
                   <wp:posOffset>3769360</wp:posOffset>
@@ -73,7 +72,7 @@
                                 <w:szCs w:val="24"/>
                                 <w:lang w:val="en-US"/>
                               </w:rPr>
-                              <w:br/>
+                              <w:br w:type="textWrapping"/>
                             </w:r>
                             <w:r>
                               <w:rPr>
@@ -95,7 +94,7 @@
                                 <w:szCs w:val="24"/>
                                 <w:lang w:val="en-US"/>
                               </w:rPr>
-                              <w:br/>
+                              <w:br w:type="textWrapping"/>
                             </w:r>
                             <w:r>
                               <w:rPr>
@@ -113,7 +112,7 @@
                                 <w:szCs w:val="24"/>
                                 <w:lang w:val="en-US"/>
                               </w:rPr>
-                              <w:br/>
+                              <w:br w:type="textWrapping"/>
                             </w:r>
                             <w:r>
                               <w:rPr>
@@ -124,7 +123,16 @@
                                 <w:szCs w:val="24"/>
                                 <w:lang w:val="en-US"/>
                               </w:rPr>
-                              <w:t xml:space="preserve">THE </w:t>
+                              <w:t>THE UNIVERSITY OF YAOUNDE I</w:t>
+                            </w:r>
+                            <w:r>
+                              <w:rPr>
+                                <w:rFonts w:ascii="Times New Roman" w:hAnsi="Times New Roman" w:cs="Times New Roman"/>
+                                <w:sz w:val="24"/>
+                                <w:szCs w:val="24"/>
+                                <w:lang w:val="en-US"/>
+                              </w:rPr>
+                              <w:br w:type="textWrapping"/>
                             </w:r>
                             <w:r>
                               <w:rPr>
@@ -135,7 +143,7 @@
                                 <w:szCs w:val="24"/>
                                 <w:lang w:val="en-US"/>
                               </w:rPr>
-                              <w:t>UNIVERSITY OF YAOUNDE I</w:t>
+                              <w:t>Faculty of sciences</w:t>
                             </w:r>
                             <w:r>
                               <w:rPr>
@@ -144,71 +152,7 @@
                                 <w:szCs w:val="24"/>
                                 <w:lang w:val="en-US"/>
                               </w:rPr>
-                              <w:br/>
-                            </w:r>
-                            <w:r>
-                              <w:rPr>
-                                <w:rFonts w:ascii="Times New Roman" w:hAnsi="Times New Roman" w:cs="Times New Roman"/>
-                                <w:b/>
-                                <w:bCs/>
-                                <w:sz w:val="24"/>
-                                <w:szCs w:val="24"/>
-                                <w:lang w:val="en-US"/>
-                              </w:rPr>
-                              <w:t>Facult</w:t>
-                            </w:r>
-                            <w:r>
-                              <w:rPr>
-                                <w:rFonts w:ascii="Times New Roman" w:hAnsi="Times New Roman" w:cs="Times New Roman"/>
-                                <w:b/>
-                                <w:bCs/>
-                                <w:sz w:val="24"/>
-                                <w:szCs w:val="24"/>
-                                <w:lang w:val="en-US"/>
-                              </w:rPr>
-                              <w:t>y</w:t>
-                            </w:r>
-                            <w:r>
-                              <w:rPr>
-                                <w:rFonts w:ascii="Times New Roman" w:hAnsi="Times New Roman" w:cs="Times New Roman"/>
-                                <w:b/>
-                                <w:bCs/>
-                                <w:sz w:val="24"/>
-                                <w:szCs w:val="24"/>
-                                <w:lang w:val="en-US"/>
-                              </w:rPr>
-                              <w:t xml:space="preserve"> </w:t>
-                            </w:r>
-                            <w:r>
-                              <w:rPr>
-                                <w:rFonts w:ascii="Times New Roman" w:hAnsi="Times New Roman" w:cs="Times New Roman"/>
-                                <w:b/>
-                                <w:bCs/>
-                                <w:sz w:val="24"/>
-                                <w:szCs w:val="24"/>
-                                <w:lang w:val="en-US"/>
-                              </w:rPr>
-                              <w:t>of</w:t>
-                            </w:r>
-                            <w:r>
-                              <w:rPr>
-                                <w:rFonts w:ascii="Times New Roman" w:hAnsi="Times New Roman" w:cs="Times New Roman"/>
-                                <w:b/>
-                                <w:bCs/>
-                                <w:sz w:val="24"/>
-                                <w:szCs w:val="24"/>
-                                <w:lang w:val="en-US"/>
-                              </w:rPr>
-                              <w:t xml:space="preserve"> sciences</w:t>
-                            </w:r>
-                            <w:r>
-                              <w:rPr>
-                                <w:rFonts w:ascii="Times New Roman" w:hAnsi="Times New Roman" w:cs="Times New Roman"/>
-                                <w:sz w:val="24"/>
-                                <w:szCs w:val="24"/>
-                                <w:lang w:val="en-US"/>
-                              </w:rPr>
-                              <w:br/>
+                              <w:br w:type="textWrapping"/>
                             </w:r>
                             <w:r>
                               <w:rPr>
@@ -219,7 +163,16 @@
                                 <w:szCs w:val="24"/>
                                 <w:lang w:val="en-US"/>
                               </w:rPr>
-                              <w:t>D</w:t>
+                              <w:t>Department of Computer Science</w:t>
+                            </w:r>
+                            <w:r>
+                              <w:rPr>
+                                <w:rFonts w:ascii="Times New Roman" w:hAnsi="Times New Roman" w:cs="Times New Roman"/>
+                                <w:sz w:val="24"/>
+                                <w:szCs w:val="24"/>
+                                <w:lang w:val="en-US"/>
+                              </w:rPr>
+                              <w:br w:type="textWrapping"/>
                             </w:r>
                             <w:r>
                               <w:rPr>
@@ -230,135 +183,27 @@
                                 <w:szCs w:val="24"/>
                                 <w:lang w:val="en-US"/>
                               </w:rPr>
-                              <w:t>e</w:t>
-                            </w:r>
-                            <w:r>
-                              <w:rPr>
-                                <w:rFonts w:ascii="Times New Roman" w:hAnsi="Times New Roman" w:cs="Times New Roman"/>
-                                <w:i/>
-                                <w:iCs/>
-                                <w:sz w:val="24"/>
-                                <w:szCs w:val="24"/>
-                                <w:lang w:val="en-US"/>
-                              </w:rPr>
-                              <w:t xml:space="preserve">partment </w:t>
-                            </w:r>
-                            <w:r>
-                              <w:rPr>
-                                <w:rFonts w:ascii="Times New Roman" w:hAnsi="Times New Roman" w:cs="Times New Roman"/>
-                                <w:i/>
-                                <w:iCs/>
-                                <w:sz w:val="24"/>
-                                <w:szCs w:val="24"/>
-                                <w:lang w:val="en-US"/>
-                              </w:rPr>
-                              <w:t>of Computer Science</w:t>
-                            </w:r>
-                            <w:r>
-                              <w:rPr>
-                                <w:rFonts w:ascii="Times New Roman" w:hAnsi="Times New Roman" w:cs="Times New Roman"/>
-                                <w:sz w:val="24"/>
-                                <w:szCs w:val="24"/>
-                                <w:lang w:val="en-US"/>
-                              </w:rPr>
-                              <w:br/>
-                            </w:r>
-                            <w:proofErr w:type="spellStart"/>
-                            <w:r>
-                              <w:rPr>
-                                <w:rFonts w:ascii="Times New Roman" w:hAnsi="Times New Roman" w:cs="Times New Roman"/>
-                                <w:i/>
-                                <w:iCs/>
-                                <w:sz w:val="24"/>
-                                <w:szCs w:val="24"/>
-                                <w:lang w:val="en-US"/>
-                              </w:rPr>
-                              <w:t>P</w:t>
-                            </w:r>
-                            <w:r>
-                              <w:rPr>
-                                <w:rFonts w:ascii="Times New Roman" w:hAnsi="Times New Roman" w:cs="Times New Roman"/>
-                                <w:i/>
-                                <w:iCs/>
-                                <w:sz w:val="24"/>
-                                <w:szCs w:val="24"/>
-                                <w:lang w:val="en-US"/>
-                              </w:rPr>
-                              <w:t>.</w:t>
-                            </w:r>
-                            <w:r>
-                              <w:rPr>
-                                <w:rFonts w:ascii="Times New Roman" w:hAnsi="Times New Roman" w:cs="Times New Roman"/>
-                                <w:i/>
-                                <w:iCs/>
-                                <w:sz w:val="24"/>
-                                <w:szCs w:val="24"/>
-                                <w:lang w:val="en-US"/>
-                              </w:rPr>
-                              <w:t>O</w:t>
-                            </w:r>
-                            <w:r>
-                              <w:rPr>
-                                <w:rFonts w:ascii="Times New Roman" w:hAnsi="Times New Roman" w:cs="Times New Roman"/>
-                                <w:i/>
-                                <w:iCs/>
-                                <w:sz w:val="24"/>
-                                <w:szCs w:val="24"/>
-                                <w:lang w:val="en-US"/>
-                              </w:rPr>
-                              <w:t>.</w:t>
-                            </w:r>
-                            <w:r>
-                              <w:rPr>
-                                <w:rFonts w:ascii="Times New Roman" w:hAnsi="Times New Roman" w:cs="Times New Roman"/>
-                                <w:i/>
-                                <w:iCs/>
-                                <w:sz w:val="24"/>
-                                <w:szCs w:val="24"/>
-                                <w:lang w:val="en-US"/>
-                              </w:rPr>
-                              <w:t>Box</w:t>
-                            </w:r>
-                            <w:proofErr w:type="spellEnd"/>
-                            <w:r>
-                              <w:rPr>
-                                <w:rFonts w:ascii="Times New Roman" w:hAnsi="Times New Roman" w:cs="Times New Roman"/>
-                                <w:i/>
-                                <w:iCs/>
-                                <w:sz w:val="24"/>
-                                <w:szCs w:val="24"/>
-                                <w:lang w:val="en-US"/>
-                              </w:rPr>
-                              <w:t xml:space="preserve"> 812 Yaoundé </w:t>
+                              <w:t xml:space="preserve">P.O.Box 812 Yaoundé </w:t>
                             </w:r>
                           </w:p>
                         </w:txbxContent>
                       </wps:txbx>
                       <wps:bodyPr rot="0" spcFirstLastPara="0" vertOverflow="overflow" horzOverflow="overflow" vert="horz" wrap="square" lIns="91440" tIns="45720" rIns="91440" bIns="45720" numCol="1" spcCol="0" rtlCol="0" fromWordArt="0" anchor="t" anchorCtr="0" forceAA="0" compatLnSpc="1">
-                        <a:prstTxWarp prst="textNoShape">
-                          <a:avLst/>
-                        </a:prstTxWarp>
                         <a:noAutofit/>
                       </wps:bodyPr>
                     </wps:wsp>
                   </a:graphicData>
                 </a:graphic>
-                <wp14:sizeRelH relativeFrom="margin">
-                  <wp14:pctWidth>0</wp14:pctWidth>
-                </wp14:sizeRelH>
-                <wp14:sizeRelV relativeFrom="margin">
-                  <wp14:pctHeight>0</wp14:pctHeight>
-                </wp14:sizeRelV>
               </wp:anchor>
             </w:drawing>
           </mc:Choice>
           <mc:Fallback>
             <w:pict>
-              <v:shapetype w14:anchorId="658C6E00" id="_x0000_t202" coordsize="21600,21600" o:spt="202" path="m,l,21600r21600,l21600,xe">
-                <v:stroke joinstyle="miter"/>
-                <v:path gradientshapeok="t" o:connecttype="rect"/>
-              </v:shapetype>
-              <v:shape id="Zone de texte 1" o:spid="_x0000_s1026" type="#_x0000_t202" style="position:absolute;margin-left:296.8pt;margin-top:.6pt;width:215.4pt;height:116pt;z-index:251664384;visibility:visible;mso-wrap-style:square;mso-width-percent:0;mso-height-percent:0;mso-wrap-distance-left:9pt;mso-wrap-distance-top:0;mso-wrap-distance-right:9pt;mso-wrap-distance-bottom:0;mso-position-horizontal:absolute;mso-position-horizontal-relative:margin;mso-position-vertical:absolute;mso-position-vertical-relative:text;mso-width-percent:0;mso-height-percent:0;mso-width-relative:margin;mso-height-relative:margin;v-text-anchor:top" o:gfxdata="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" filled="f" stroked="f" strokeweight=".5pt">
+              <v:shape id="Zone de texte 1" o:spid="_x0000_s1026" o:spt="202" type="#_x0000_t202" style="position:absolute;left:0pt;margin-left:296.8pt;margin-top:0.6pt;height:116pt;width:215.4pt;mso-position-horizontal-relative:margin;z-index:251663360;mso-width-relative:page;mso-height-relative:page;" filled="f" stroked="f" coordsize="21600,21600" o:gfxdata="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">
+                <v:fill on="f" focussize="0,0"/>
+                <v:stroke on="f" weight="0.5pt"/>
+                <v:imagedata o:title=""/>
+                <o:lock v:ext="edit" aspectratio="f"/>
                 <v:textbox>
                   <w:txbxContent>
                     <w:p>
@@ -391,7 +236,7 @@
                           <w:szCs w:val="24"/>
                           <w:lang w:val="en-US"/>
                         </w:rPr>
-                        <w:br/>
+                        <w:br w:type="textWrapping"/>
                       </w:r>
                       <w:r>
                         <w:rPr>
@@ -413,7 +258,7 @@
                           <w:szCs w:val="24"/>
                           <w:lang w:val="en-US"/>
                         </w:rPr>
-                        <w:br/>
+                        <w:br w:type="textWrapping"/>
                       </w:r>
                       <w:r>
                         <w:rPr>
@@ -431,7 +276,7 @@
                           <w:szCs w:val="24"/>
                           <w:lang w:val="en-US"/>
                         </w:rPr>
-                        <w:br/>
+                        <w:br w:type="textWrapping"/>
                       </w:r>
                       <w:r>
                         <w:rPr>
@@ -442,7 +287,16 @@
                           <w:szCs w:val="24"/>
                           <w:lang w:val="en-US"/>
                         </w:rPr>
-                        <w:t xml:space="preserve">THE </w:t>
+                        <w:t>THE UNIVERSITY OF YAOUNDE I</w:t>
+                      </w:r>
+                      <w:r>
+                        <w:rPr>
+                          <w:rFonts w:ascii="Times New Roman" w:hAnsi="Times New Roman" w:cs="Times New Roman"/>
+                          <w:sz w:val="24"/>
+                          <w:szCs w:val="24"/>
+                          <w:lang w:val="en-US"/>
+                        </w:rPr>
+                        <w:br w:type="textWrapping"/>
                       </w:r>
                       <w:r>
                         <w:rPr>
@@ -453,7 +307,7 @@
                           <w:szCs w:val="24"/>
                           <w:lang w:val="en-US"/>
                         </w:rPr>
-                        <w:t>UNIVERSITY OF YAOUNDE I</w:t>
+                        <w:t>Faculty of sciences</w:t>
                       </w:r>
                       <w:r>
                         <w:rPr>
@@ -462,71 +316,7 @@
                           <w:szCs w:val="24"/>
                           <w:lang w:val="en-US"/>
                         </w:rPr>
-                        <w:br/>
-                      </w:r>
-                      <w:r>
-                        <w:rPr>
-                          <w:rFonts w:ascii="Times New Roman" w:hAnsi="Times New Roman" w:cs="Times New Roman"/>
-                          <w:b/>
-                          <w:bCs/>
-                          <w:sz w:val="24"/>
-                          <w:szCs w:val="24"/>
-                          <w:lang w:val="en-US"/>
-                        </w:rPr>
-                        <w:t>Facult</w:t>
-                      </w:r>
-                      <w:r>
-                        <w:rPr>
-                          <w:rFonts w:ascii="Times New Roman" w:hAnsi="Times New Roman" w:cs="Times New Roman"/>
-                          <w:b/>
-                          <w:bCs/>
-                          <w:sz w:val="24"/>
-                          <w:szCs w:val="24"/>
-                          <w:lang w:val="en-US"/>
-                        </w:rPr>
-                        <w:t>y</w:t>
-                      </w:r>
-                      <w:r>
-                        <w:rPr>
-                          <w:rFonts w:ascii="Times New Roman" w:hAnsi="Times New Roman" w:cs="Times New Roman"/>
-                          <w:b/>
-                          <w:bCs/>
-                          <w:sz w:val="24"/>
-                          <w:szCs w:val="24"/>
-                          <w:lang w:val="en-US"/>
-                        </w:rPr>
-                        <w:t xml:space="preserve"> </w:t>
-                      </w:r>
-                      <w:r>
-                        <w:rPr>
-                          <w:rFonts w:ascii="Times New Roman" w:hAnsi="Times New Roman" w:cs="Times New Roman"/>
-                          <w:b/>
-                          <w:bCs/>
-                          <w:sz w:val="24"/>
-                          <w:szCs w:val="24"/>
-                          <w:lang w:val="en-US"/>
-                        </w:rPr>
-                        <w:t>of</w:t>
-                      </w:r>
-                      <w:r>
-                        <w:rPr>
-                          <w:rFonts w:ascii="Times New Roman" w:hAnsi="Times New Roman" w:cs="Times New Roman"/>
-                          <w:b/>
-                          <w:bCs/>
-                          <w:sz w:val="24"/>
-                          <w:szCs w:val="24"/>
-                          <w:lang w:val="en-US"/>
-                        </w:rPr>
-                        <w:t xml:space="preserve"> sciences</w:t>
-                      </w:r>
-                      <w:r>
-                        <w:rPr>
-                          <w:rFonts w:ascii="Times New Roman" w:hAnsi="Times New Roman" w:cs="Times New Roman"/>
-                          <w:sz w:val="24"/>
-                          <w:szCs w:val="24"/>
-                          <w:lang w:val="en-US"/>
-                        </w:rPr>
-                        <w:br/>
+                        <w:br w:type="textWrapping"/>
                       </w:r>
                       <w:r>
                         <w:rPr>
@@ -537,7 +327,16 @@
                           <w:szCs w:val="24"/>
                           <w:lang w:val="en-US"/>
                         </w:rPr>
-                        <w:t>D</w:t>
+                        <w:t>Department of Computer Science</w:t>
+                      </w:r>
+                      <w:r>
+                        <w:rPr>
+                          <w:rFonts w:ascii="Times New Roman" w:hAnsi="Times New Roman" w:cs="Times New Roman"/>
+                          <w:sz w:val="24"/>
+                          <w:szCs w:val="24"/>
+                          <w:lang w:val="en-US"/>
+                        </w:rPr>
+                        <w:br w:type="textWrapping"/>
                       </w:r>
                       <w:r>
                         <w:rPr>
@@ -548,111 +347,11 @@
                           <w:szCs w:val="24"/>
                           <w:lang w:val="en-US"/>
                         </w:rPr>
-                        <w:t>e</w:t>
-                      </w:r>
-                      <w:r>
-                        <w:rPr>
-                          <w:rFonts w:ascii="Times New Roman" w:hAnsi="Times New Roman" w:cs="Times New Roman"/>
-                          <w:i/>
-                          <w:iCs/>
-                          <w:sz w:val="24"/>
-                          <w:szCs w:val="24"/>
-                          <w:lang w:val="en-US"/>
-                        </w:rPr>
-                        <w:t xml:space="preserve">partment </w:t>
-                      </w:r>
-                      <w:r>
-                        <w:rPr>
-                          <w:rFonts w:ascii="Times New Roman" w:hAnsi="Times New Roman" w:cs="Times New Roman"/>
-                          <w:i/>
-                          <w:iCs/>
-                          <w:sz w:val="24"/>
-                          <w:szCs w:val="24"/>
-                          <w:lang w:val="en-US"/>
-                        </w:rPr>
-                        <w:t>of Computer Science</w:t>
-                      </w:r>
-                      <w:r>
-                        <w:rPr>
-                          <w:rFonts w:ascii="Times New Roman" w:hAnsi="Times New Roman" w:cs="Times New Roman"/>
-                          <w:sz w:val="24"/>
-                          <w:szCs w:val="24"/>
-                          <w:lang w:val="en-US"/>
-                        </w:rPr>
-                        <w:br/>
-                      </w:r>
-                      <w:proofErr w:type="spellStart"/>
-                      <w:r>
-                        <w:rPr>
-                          <w:rFonts w:ascii="Times New Roman" w:hAnsi="Times New Roman" w:cs="Times New Roman"/>
-                          <w:i/>
-                          <w:iCs/>
-                          <w:sz w:val="24"/>
-                          <w:szCs w:val="24"/>
-                          <w:lang w:val="en-US"/>
-                        </w:rPr>
-                        <w:t>P</w:t>
-                      </w:r>
-                      <w:r>
-                        <w:rPr>
-                          <w:rFonts w:ascii="Times New Roman" w:hAnsi="Times New Roman" w:cs="Times New Roman"/>
-                          <w:i/>
-                          <w:iCs/>
-                          <w:sz w:val="24"/>
-                          <w:szCs w:val="24"/>
-                          <w:lang w:val="en-US"/>
-                        </w:rPr>
-                        <w:t>.</w:t>
-                      </w:r>
-                      <w:r>
-                        <w:rPr>
-                          <w:rFonts w:ascii="Times New Roman" w:hAnsi="Times New Roman" w:cs="Times New Roman"/>
-                          <w:i/>
-                          <w:iCs/>
-                          <w:sz w:val="24"/>
-                          <w:szCs w:val="24"/>
-                          <w:lang w:val="en-US"/>
-                        </w:rPr>
-                        <w:t>O</w:t>
-                      </w:r>
-                      <w:r>
-                        <w:rPr>
-                          <w:rFonts w:ascii="Times New Roman" w:hAnsi="Times New Roman" w:cs="Times New Roman"/>
-                          <w:i/>
-                          <w:iCs/>
-                          <w:sz w:val="24"/>
-                          <w:szCs w:val="24"/>
-                          <w:lang w:val="en-US"/>
-                        </w:rPr>
-                        <w:t>.</w:t>
-                      </w:r>
-                      <w:r>
-                        <w:rPr>
-                          <w:rFonts w:ascii="Times New Roman" w:hAnsi="Times New Roman" w:cs="Times New Roman"/>
-                          <w:i/>
-                          <w:iCs/>
-                          <w:sz w:val="24"/>
-                          <w:szCs w:val="24"/>
-                          <w:lang w:val="en-US"/>
-                        </w:rPr>
-                        <w:t>Box</w:t>
-                      </w:r>
-                      <w:proofErr w:type="spellEnd"/>
-                      <w:r>
-                        <w:rPr>
-                          <w:rFonts w:ascii="Times New Roman" w:hAnsi="Times New Roman" w:cs="Times New Roman"/>
-                          <w:i/>
-                          <w:iCs/>
-                          <w:sz w:val="24"/>
-                          <w:szCs w:val="24"/>
-                          <w:lang w:val="en-US"/>
-                        </w:rPr>
-                        <w:t xml:space="preserve"> 812 Yaoundé </w:t>
+                        <w:t xml:space="preserve">P.O.Box 812 Yaoundé </w:t>
                       </w:r>
                     </w:p>
                   </w:txbxContent>
                 </v:textbox>
-                <w10:wrap anchorx="margin"/>
               </v:shape>
             </w:pict>
           </mc:Fallback>
@@ -660,13 +359,12 @@
       </w:r>
       <w:r>
         <w:rPr>
-          <w:noProof/>
           <w:lang w:eastAsia="fr-FR"/>
         </w:rPr>
         <mc:AlternateContent>
           <mc:Choice Requires="wps">
             <w:drawing>
-              <wp:anchor distT="0" distB="0" distL="114300" distR="114300" simplePos="0" relativeHeight="251665408" behindDoc="0" locked="0" layoutInCell="1" allowOverlap="1" wp14:anchorId="57B13FD7" wp14:editId="0E5475DD">
+              <wp:anchor distT="0" distB="0" distL="114300" distR="114300" simplePos="0" relativeHeight="251664384" behindDoc="0" locked="0" layoutInCell="1" allowOverlap="1">
                 <wp:simplePos x="0" y="0"/>
                 <wp:positionH relativeFrom="page">
                   <wp:align>center</wp:align>
@@ -708,11 +406,10 @@
                             <w:r>
                               <w:rPr>
                                 <w:rFonts w:ascii="Times New Roman" w:hAnsi="Times New Roman" w:cs="Times New Roman"/>
-                                <w:noProof/>
                                 <w:lang w:eastAsia="fr-FR"/>
                               </w:rPr>
                               <w:drawing>
-                                <wp:inline distT="0" distB="0" distL="0" distR="0" wp14:anchorId="43B2EE06" wp14:editId="42622709">
+                                <wp:inline distT="0" distB="0" distL="0" distR="0">
                                   <wp:extent cx="1367790" cy="1562100"/>
                                   <wp:effectExtent l="0" t="0" r="3810" b="0"/>
                                   <wp:docPr id="1874730960" name="Image 4"/>
@@ -723,11 +420,13 @@
                                     <a:graphicData uri="http://schemas.openxmlformats.org/drawingml/2006/picture">
                                       <pic:pic xmlns:pic="http://schemas.openxmlformats.org/drawingml/2006/picture">
                                         <pic:nvPicPr>
-                                          <pic:cNvPr id="1874730960" name="Image 1874730960"/>
-                                          <pic:cNvPicPr/>
+                                          <pic:cNvPr id="1874730960" name="Image 4"/>
+                                          <pic:cNvPicPr>
+                                            <a:picLocks noChangeAspect="1"/>
+                                          </pic:cNvPicPr>
                                         </pic:nvPicPr>
                                         <pic:blipFill>
-                                          <a:blip r:embed="rId4">
+                                          <a:blip r:embed="rId6">
                                             <a:extLst>
                                               <a:ext uri="{28A0092B-C50C-407E-A947-70E740481C1C}">
                                                 <a14:useLocalDpi xmlns:a14="http://schemas.microsoft.com/office/drawing/2010/main" val="0"/>
@@ -757,26 +456,21 @@
                         </w:txbxContent>
                       </wps:txbx>
                       <wps:bodyPr rot="0" spcFirstLastPara="0" vertOverflow="overflow" horzOverflow="overflow" vert="horz" wrap="square" lIns="91440" tIns="45720" rIns="91440" bIns="45720" numCol="1" spcCol="0" rtlCol="0" fromWordArt="0" anchor="t" anchorCtr="0" forceAA="0" compatLnSpc="1">
-                        <a:prstTxWarp prst="textNoShape">
-                          <a:avLst/>
-                        </a:prstTxWarp>
                         <a:noAutofit/>
                       </wps:bodyPr>
                     </wps:wsp>
                   </a:graphicData>
                 </a:graphic>
-                <wp14:sizeRelH relativeFrom="margin">
-                  <wp14:pctWidth>0</wp14:pctWidth>
-                </wp14:sizeRelH>
-                <wp14:sizeRelV relativeFrom="margin">
-                  <wp14:pctHeight>0</wp14:pctHeight>
-                </wp14:sizeRelV>
               </wp:anchor>
             </w:drawing>
           </mc:Choice>
           <mc:Fallback>
             <w:pict>
-              <v:shape w14:anchorId="57B13FD7" id="_x0000_s1027" type="#_x0000_t202" style="position:absolute;margin-left:0;margin-top:20pt;width:149pt;height:142pt;z-index:251665408;visibility:visible;mso-wrap-style:square;mso-width-percent:0;mso-height-percent:0;mso-wrap-distance-left:9pt;mso-wrap-distance-top:0;mso-wrap-distance-right:9pt;mso-wrap-distance-bottom:0;mso-position-horizontal:center;mso-position-horizontal-relative:page;mso-position-vertical:absolute;mso-position-vertical-relative:text;mso-width-percent:0;mso-height-percent:0;mso-width-relative:margin;mso-height-relative:margin;v-text-anchor:top" o:gfxdata="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" filled="f" stroked="f" strokeweight=".5pt">
+              <v:shape id="Zone de texte 1" o:spid="_x0000_s1026" o:spt="202" type="#_x0000_t202" style="position:absolute;left:0pt;margin-top:20pt;height:142pt;width:149pt;mso-position-horizontal:center;mso-position-horizontal-relative:page;z-index:251664384;mso-width-relative:page;mso-height-relative:page;" filled="f" stroked="f" coordsize="21600,21600" o:gfxdata="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">
+                <v:fill on="f" focussize="0,0"/>
+                <v:stroke on="f" weight="0.5pt"/>
+                <v:imagedata o:title=""/>
+                <o:lock v:ext="edit" aspectratio="f"/>
                 <v:textbox>
                   <w:txbxContent>
                     <w:p>
@@ -789,11 +483,10 @@
                       <w:r>
                         <w:rPr>
                           <w:rFonts w:ascii="Times New Roman" w:hAnsi="Times New Roman" w:cs="Times New Roman"/>
-                          <w:noProof/>
                           <w:lang w:eastAsia="fr-FR"/>
                         </w:rPr>
                         <w:drawing>
-                          <wp:inline distT="0" distB="0" distL="0" distR="0" wp14:anchorId="43B2EE06" wp14:editId="42622709">
+                          <wp:inline distT="0" distB="0" distL="0" distR="0">
                             <wp:extent cx="1367790" cy="1562100"/>
                             <wp:effectExtent l="0" t="0" r="3810" b="0"/>
                             <wp:docPr id="1874730960" name="Image 4"/>
@@ -804,11 +497,13 @@
                               <a:graphicData uri="http://schemas.openxmlformats.org/drawingml/2006/picture">
                                 <pic:pic xmlns:pic="http://schemas.openxmlformats.org/drawingml/2006/picture">
                                   <pic:nvPicPr>
-                                    <pic:cNvPr id="1874730960" name="Image 1874730960"/>
-                                    <pic:cNvPicPr/>
+                                    <pic:cNvPr id="1874730960" name="Image 4"/>
+                                    <pic:cNvPicPr>
+                                      <a:picLocks noChangeAspect="1"/>
+                                    </pic:cNvPicPr>
                                   </pic:nvPicPr>
                                   <pic:blipFill>
-                                    <a:blip r:embed="rId4">
+                                    <a:blip r:embed="rId6">
                                       <a:extLst>
                                         <a:ext uri="{28A0092B-C50C-407E-A947-70E740481C1C}">
                                           <a14:useLocalDpi xmlns:a14="http://schemas.microsoft.com/office/drawing/2010/main" val="0"/>
@@ -837,7 +532,6 @@
                     </w:p>
                   </w:txbxContent>
                 </v:textbox>
-                <w10:wrap anchorx="page"/>
               </v:shape>
             </w:pict>
           </mc:Fallback>
@@ -845,13 +539,12 @@
       </w:r>
       <w:r>
         <w:rPr>
-          <w:noProof/>
           <w:lang w:eastAsia="fr-FR"/>
         </w:rPr>
         <mc:AlternateContent>
           <mc:Choice Requires="wps">
             <w:drawing>
-              <wp:anchor distT="0" distB="0" distL="114300" distR="114300" simplePos="0" relativeHeight="251663360" behindDoc="0" locked="0" layoutInCell="1" allowOverlap="1" wp14:anchorId="560CA8A8" wp14:editId="3EAF299F">
+              <wp:anchor distT="0" distB="0" distL="114300" distR="114300" simplePos="0" relativeHeight="251662336" behindDoc="0" locked="0" layoutInCell="1" allowOverlap="1">
                 <wp:simplePos x="0" y="0"/>
                 <wp:positionH relativeFrom="column">
                   <wp:posOffset>-67310</wp:posOffset>
@@ -910,7 +603,7 @@
                                 <w:sz w:val="24"/>
                                 <w:szCs w:val="24"/>
                               </w:rPr>
-                              <w:br/>
+                              <w:br w:type="textWrapping"/>
                             </w:r>
                             <w:r>
                               <w:rPr>
@@ -930,7 +623,7 @@
                                 <w:sz w:val="24"/>
                                 <w:szCs w:val="24"/>
                               </w:rPr>
-                              <w:br/>
+                              <w:br w:type="textWrapping"/>
                             </w:r>
                             <w:r>
                               <w:rPr>
@@ -946,7 +639,7 @@
                                 <w:sz w:val="24"/>
                                 <w:szCs w:val="24"/>
                               </w:rPr>
-                              <w:br/>
+                              <w:br w:type="textWrapping"/>
                             </w:r>
                             <w:r>
                               <w:rPr>
@@ -964,7 +657,7 @@
                                 <w:sz w:val="24"/>
                                 <w:szCs w:val="24"/>
                               </w:rPr>
-                              <w:br/>
+                              <w:br w:type="textWrapping"/>
                             </w:r>
                             <w:r>
                               <w:rPr>
@@ -982,7 +675,7 @@
                                 <w:sz w:val="24"/>
                                 <w:szCs w:val="24"/>
                               </w:rPr>
-                              <w:br/>
+                              <w:br w:type="textWrapping"/>
                             </w:r>
                             <w:r>
                               <w:rPr>
@@ -1000,7 +693,7 @@
                                 <w:sz w:val="24"/>
                                 <w:szCs w:val="24"/>
                               </w:rPr>
-                              <w:br/>
+                              <w:br w:type="textWrapping"/>
                             </w:r>
                             <w:r>
                               <w:rPr>
@@ -1016,26 +709,21 @@
                         </w:txbxContent>
                       </wps:txbx>
                       <wps:bodyPr rot="0" spcFirstLastPara="0" vertOverflow="overflow" horzOverflow="overflow" vert="horz" wrap="square" lIns="91440" tIns="45720" rIns="91440" bIns="45720" numCol="1" spcCol="0" rtlCol="0" fromWordArt="0" anchor="t" anchorCtr="0" forceAA="0" compatLnSpc="1">
-                        <a:prstTxWarp prst="textNoShape">
-                          <a:avLst/>
-                        </a:prstTxWarp>
                         <a:noAutofit/>
                       </wps:bodyPr>
                     </wps:wsp>
                   </a:graphicData>
                 </a:graphic>
-                <wp14:sizeRelH relativeFrom="margin">
-                  <wp14:pctWidth>0</wp14:pctWidth>
-                </wp14:sizeRelH>
-                <wp14:sizeRelV relativeFrom="margin">
-                  <wp14:pctHeight>0</wp14:pctHeight>
-                </wp14:sizeRelV>
               </wp:anchor>
             </w:drawing>
           </mc:Choice>
           <mc:Fallback>
             <w:pict>
-              <v:shape w14:anchorId="560CA8A8" id="_x0000_s1028" type="#_x0000_t202" style="position:absolute;margin-left:-5.3pt;margin-top:.5pt;width:192.5pt;height:116pt;z-index:251663360;visibility:visible;mso-wrap-style:square;mso-width-percent:0;mso-height-percent:0;mso-wrap-distance-left:9pt;mso-wrap-distance-top:0;mso-wrap-distance-right:9pt;mso-wrap-distance-bottom:0;mso-position-horizontal:absolute;mso-position-horizontal-relative:text;mso-position-vertical:absolute;mso-position-vertical-relative:text;mso-width-percent:0;mso-height-percent:0;mso-width-relative:margin;mso-height-relative:margin;v-text-anchor:top" o:gfxdata="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" filled="f" stroked="f" strokeweight=".5pt">
+              <v:shape id="Zone de texte 1" o:spid="_x0000_s1026" o:spt="202" type="#_x0000_t202" style="position:absolute;left:0pt;margin-left:-5.3pt;margin-top:0.5pt;height:116pt;width:192.5pt;z-index:251662336;mso-width-relative:page;mso-height-relative:page;" filled="f" stroked="f" coordsize="21600,21600" o:gfxdata="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">
+                <v:fill on="f" focussize="0,0"/>
+                <v:stroke on="f" weight="0.5pt"/>
+                <v:imagedata o:title=""/>
+                <o:lock v:ext="edit" aspectratio="f"/>
                 <v:textbox>
                   <w:txbxContent>
                     <w:p>
@@ -1065,7 +753,7 @@
                           <w:sz w:val="24"/>
                           <w:szCs w:val="24"/>
                         </w:rPr>
-                        <w:br/>
+                        <w:br w:type="textWrapping"/>
                       </w:r>
                       <w:r>
                         <w:rPr>
@@ -1085,7 +773,7 @@
                           <w:sz w:val="24"/>
                           <w:szCs w:val="24"/>
                         </w:rPr>
-                        <w:br/>
+                        <w:br w:type="textWrapping"/>
                       </w:r>
                       <w:r>
                         <w:rPr>
@@ -1101,7 +789,7 @@
                           <w:sz w:val="24"/>
                           <w:szCs w:val="24"/>
                         </w:rPr>
-                        <w:br/>
+                        <w:br w:type="textWrapping"/>
                       </w:r>
                       <w:r>
                         <w:rPr>
@@ -1119,7 +807,7 @@
                           <w:sz w:val="24"/>
                           <w:szCs w:val="24"/>
                         </w:rPr>
-                        <w:br/>
+                        <w:br w:type="textWrapping"/>
                       </w:r>
                       <w:r>
                         <w:rPr>
@@ -1137,7 +825,7 @@
                           <w:sz w:val="24"/>
                           <w:szCs w:val="24"/>
                         </w:rPr>
-                        <w:br/>
+                        <w:br w:type="textWrapping"/>
                       </w:r>
                       <w:r>
                         <w:rPr>
@@ -1155,7 +843,7 @@
                           <w:sz w:val="24"/>
                           <w:szCs w:val="24"/>
                         </w:rPr>
-                        <w:br/>
+                        <w:br w:type="textWrapping"/>
                       </w:r>
                       <w:r>
                         <w:rPr>
@@ -1185,13 +873,12 @@
     <w:p>
       <w:r>
         <w:rPr>
-          <w:noProof/>
           <w:lang w:eastAsia="fr-FR"/>
         </w:rPr>
         <mc:AlternateContent>
           <mc:Choice Requires="wps">
             <w:drawing>
-              <wp:anchor distT="0" distB="0" distL="114300" distR="114300" simplePos="0" relativeHeight="251659264" behindDoc="0" locked="0" layoutInCell="1" allowOverlap="1" wp14:anchorId="4362F88E" wp14:editId="09F3AFE9">
+              <wp:anchor distT="0" distB="0" distL="114300" distR="114300" simplePos="0" relativeHeight="251659264" behindDoc="0" locked="0" layoutInCell="1" allowOverlap="1">
                 <wp:simplePos x="0" y="0"/>
                 <wp:positionH relativeFrom="page">
                   <wp:posOffset>2537460</wp:posOffset>
@@ -1262,42 +949,27 @@
                                 <w:szCs w:val="24"/>
                                 <w:lang w:val="en-US"/>
                               </w:rPr>
-                              <w:t xml:space="preserve">MEMOIRE </w:t>
-                            </w:r>
-                            <w:r>
-                              <w:rPr>
-                                <w:b/>
-                                <w:bCs/>
-                                <w:sz w:val="24"/>
-                                <w:szCs w:val="24"/>
-                                <w:lang w:val="en-US"/>
-                              </w:rPr>
-                              <w:t>DE MASTER PROFESSIONNEL</w:t>
+                              <w:t>MEMOIRE DE MASTER PROFESSIONNEL</w:t>
                             </w:r>
                           </w:p>
                         </w:txbxContent>
                       </wps:txbx>
                       <wps:bodyPr rot="0" spcFirstLastPara="0" vertOverflow="overflow" horzOverflow="overflow" vert="horz" wrap="square" lIns="91440" tIns="45720" rIns="91440" bIns="45720" numCol="1" spcCol="0" rtlCol="0" fromWordArt="0" anchor="ctr" anchorCtr="0" forceAA="0" compatLnSpc="1">
-                        <a:prstTxWarp prst="textNoShape">
-                          <a:avLst/>
-                        </a:prstTxWarp>
                         <a:noAutofit/>
                       </wps:bodyPr>
                     </wps:wsp>
                   </a:graphicData>
                 </a:graphic>
-                <wp14:sizeRelH relativeFrom="margin">
-                  <wp14:pctWidth>0</wp14:pctWidth>
-                </wp14:sizeRelH>
-                <wp14:sizeRelV relativeFrom="margin">
-                  <wp14:pctHeight>0</wp14:pctHeight>
-                </wp14:sizeRelV>
               </wp:anchor>
             </w:drawing>
           </mc:Choice>
           <mc:Fallback>
             <w:pict>
-              <v:rect w14:anchorId="4362F88E" id="Rectangle 2" o:spid="_x0000_s1029" style="position:absolute;margin-left:199.8pt;margin-top:15.95pt;width:211.8pt;height:23.4pt;z-index:251659264;visibility:visible;mso-wrap-style:square;mso-width-percent:0;mso-height-percent:0;mso-wrap-distance-left:9pt;mso-wrap-distance-top:0;mso-wrap-distance-right:9pt;mso-wrap-distance-bottom:0;mso-position-horizontal:absolute;mso-position-horizontal-relative:page;mso-position-vertical:absolute;mso-position-vertical-relative:text;mso-width-percent:0;mso-height-percent:0;mso-width-relative:margin;mso-height-relative:margin;v-text-anchor:middle" o:gfxdata="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" fillcolor="#6a4e77" strokecolor="black [3213]" strokeweight="1pt">
+              <v:rect id="_x0000_s1026" o:spid="_x0000_s1026" o:spt="1" style="position:absolute;left:0pt;margin-left:199.8pt;margin-top:15.95pt;height:23.4pt;width:211.8pt;mso-position-horizontal-relative:page;z-index:251659264;v-text-anchor:middle;mso-width-relative:page;mso-height-relative:page;" fillcolor="#6A4E77" filled="t" stroked="t" coordsize="21600,21600" o:gfxdata="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">
+                <v:fill on="t" focussize="0,0"/>
+                <v:stroke weight="1pt" color="#000000 [3213]" miterlimit="8" joinstyle="miter"/>
+                <v:imagedata o:title=""/>
+                <o:lock v:ext="edit" aspectratio="f"/>
                 <v:textbox>
                   <w:txbxContent>
                     <w:p>
@@ -1319,22 +991,11 @@
                           <w:szCs w:val="24"/>
                           <w:lang w:val="en-US"/>
                         </w:rPr>
-                        <w:t xml:space="preserve">MEMOIRE </w:t>
-                      </w:r>
-                      <w:r>
-                        <w:rPr>
-                          <w:b/>
-                          <w:bCs/>
-                          <w:sz w:val="24"/>
-                          <w:szCs w:val="24"/>
-                          <w:lang w:val="en-US"/>
-                        </w:rPr>
-                        <w:t>DE MASTER PROFESSIONNEL</w:t>
+                        <w:t>MEMOIRE DE MASTER PROFESSIONNEL</w:t>
                       </w:r>
                     </w:p>
                   </w:txbxContent>
                 </v:textbox>
-                <w10:wrap anchorx="page"/>
               </v:rect>
             </w:pict>
           </mc:Fallback>
@@ -1377,15 +1038,7 @@
           <w:sz w:val="28"/>
           <w:szCs w:val="28"/>
         </w:rPr>
-        <w:t>Présenté en vue de l’obtention du diplôme de Master professionnel</w:t>
-      </w:r>
-      <w:r>
-        <w:rPr>
-          <w:rFonts w:ascii="Times New Roman" w:hAnsi="Times New Roman" w:cs="Times New Roman"/>
-          <w:sz w:val="28"/>
-          <w:szCs w:val="28"/>
-        </w:rPr>
-        <w:t xml:space="preserve"> en Informatique</w:t>
+        <w:t>Présenté en vue de l’obtention du diplôme de Master professionnel en Informatique</w:t>
       </w:r>
     </w:p>
     <w:p>
@@ -1424,23 +1077,15 @@
           <w:sz w:val="28"/>
           <w:szCs w:val="28"/>
         </w:rPr>
-        <w:t xml:space="preserve"> </w:t>
-      </w:r>
-      <w:r>
-        <w:rPr>
-          <w:rFonts w:ascii="Times New Roman" w:hAnsi="Times New Roman" w:cs="Times New Roman"/>
-          <w:sz w:val="28"/>
-          <w:szCs w:val="28"/>
-        </w:rPr>
-        <w:t>(SIGL)</w:t>
-      </w:r>
-      <w:r>
-        <w:rPr>
-          <w:rFonts w:ascii="Times New Roman" w:hAnsi="Times New Roman" w:cs="Times New Roman"/>
-          <w:sz w:val="28"/>
-          <w:szCs w:val="28"/>
-        </w:rPr>
-        <w:br/>
+        <w:t xml:space="preserve"> (SIGL)</w:t>
+      </w:r>
+      <w:r>
+        <w:rPr>
+          <w:rFonts w:ascii="Times New Roman" w:hAnsi="Times New Roman" w:cs="Times New Roman"/>
+          <w:sz w:val="28"/>
+          <w:szCs w:val="28"/>
+        </w:rPr>
+        <w:br w:type="textWrapping"/>
       </w:r>
     </w:p>
     <w:p>
@@ -1499,7 +1144,6 @@
           <w:rFonts w:ascii="Times New Roman" w:hAnsi="Times New Roman" w:cs="Times New Roman"/>
           <w:b/>
           <w:bCs/>
-          <w:noProof/>
           <w:sz w:val="28"/>
           <w:szCs w:val="28"/>
           <w:u w:val="single"/>
@@ -1508,15 +1152,15 @@
         <mc:AlternateContent>
           <mc:Choice Requires="wps">
             <w:drawing>
-              <wp:anchor distT="0" distB="0" distL="114300" distR="114300" simplePos="0" relativeHeight="251660288" behindDoc="0" locked="0" layoutInCell="1" allowOverlap="1" wp14:anchorId="6BBBB601" wp14:editId="0BAC91CD">
+              <wp:anchor distT="0" distB="0" distL="114300" distR="114300" simplePos="0" relativeHeight="251660288" behindDoc="0" locked="0" layoutInCell="1" allowOverlap="1">
                 <wp:simplePos x="0" y="0"/>
                 <wp:positionH relativeFrom="margin">
                   <wp:align>right</wp:align>
                 </wp:positionH>
                 <wp:positionV relativeFrom="paragraph">
-                  <wp:posOffset>136141</wp:posOffset>
+                  <wp:posOffset>135890</wp:posOffset>
                 </wp:positionV>
-                <wp:extent cx="6108861" cy="1117600"/>
+                <wp:extent cx="6108700" cy="1117600"/>
                 <wp:effectExtent l="0" t="0" r="25400" b="25400"/>
                 <wp:wrapNone/>
                 <wp:docPr id="3" name="Rectangle : avec coins rognés en diagonale 3"/>
@@ -1572,32 +1216,28 @@
                                 <w:sz w:val="28"/>
                                 <w:szCs w:val="28"/>
                               </w:rPr>
-                              <w:t>CONCEPTION ET L’IMPLÉMENTATION D’UNE PLATEFORME D’AUTOMATISATION DU PROCESSUS DE DÉPÔT ET DE TRAITEMENT DES PLAINTES POLICIÈRES</w:t>
+                              <w:t>CONCEPTION ET RÉALISATION D’UNE PLATEFORME DE DÉPÔT ET DE TRAITEMENT NUMÉRIQUE DES PLAINTES CITOYENNES</w:t>
                             </w:r>
                           </w:p>
                         </w:txbxContent>
                       </wps:txbx>
                       <wps:bodyPr rot="0" spcFirstLastPara="0" vertOverflow="overflow" horzOverflow="overflow" vert="horz" wrap="square" lIns="91440" tIns="45720" rIns="91440" bIns="45720" numCol="1" spcCol="0" rtlCol="0" fromWordArt="0" anchor="ctr" anchorCtr="0" forceAA="0" compatLnSpc="1">
-                        <a:prstTxWarp prst="textNoShape">
-                          <a:avLst/>
-                        </a:prstTxWarp>
                         <a:noAutofit/>
                       </wps:bodyPr>
                     </wps:wsp>
                   </a:graphicData>
                 </a:graphic>
-                <wp14:sizeRelH relativeFrom="margin">
-                  <wp14:pctWidth>0</wp14:pctWidth>
-                </wp14:sizeRelH>
               </wp:anchor>
             </w:drawing>
           </mc:Choice>
           <mc:Fallback>
             <w:pict>
-              <v:shape w14:anchorId="6BBBB601" id="Rectangle : avec coins rognés en diagonale 3" o:spid="_x0000_s1030" style="position:absolute;left:0;text-align:left;margin-left:429.8pt;margin-top:10.7pt;width:481pt;height:88pt;z-index:251660288;visibility:visible;mso-wrap-style:square;mso-width-percent:0;mso-wrap-distance-left:9pt;mso-wrap-distance-top:0;mso-wrap-distance-right:9pt;mso-wrap-distance-bottom:0;mso-position-horizontal:right;mso-position-horizontal-relative:margin;mso-position-vertical:absolute;mso-position-vertical-relative:text;mso-width-percent:0;mso-width-relative:margin;v-text-anchor:middle" coordsize="6108861,1117600" o:spt="100" o:gfxdata="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" adj="-11796480,,5400" path="m,l5922591,r186270,186270l6108861,1117600r,l186270,1117600,,931330,,xe" fillcolor="#6a4e77" strokecolor="#09101d [484]" strokeweight="1pt">
-                <v:stroke joinstyle="miter"/>
-                <v:formulas/>
-                <v:path arrowok="t" o:connecttype="custom" o:connectlocs="0,0;5922591,0;6108861,186270;6108861,1117600;6108861,1117600;186270,1117600;0,931330;0,0" o:connectangles="0,0,0,0,0,0,0,0" textboxrect="0,0,6108861,1117600"/>
+              <v:shape id="Rectangle : avec coins rognés en diagonale 3" o:spid="_x0000_s1026" style="position:absolute;left:0pt;margin-top:10.7pt;height:88pt;width:481pt;mso-position-horizontal:right;mso-position-horizontal-relative:margin;z-index:251660288;v-text-anchor:middle;mso-width-relative:page;mso-height-relative:page;" fillcolor="#6A4E77" filled="t" stroked="t" coordsize="6108861,1117600" o:gfxdata="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" path="m0,0l5922590,0,6108861,186270,6108861,1117600,6108861,1117600,186270,1117600,0,931329,0,0xe">
+                <v:path textboxrect="0,0,6108861,1117600" o:connectlocs="6108861,558800;3054430,1117600;0,558800;3054430,0" o:connectangles="0,82,164,247"/>
+                <v:fill on="t" focussize="0,0"/>
+                <v:stroke weight="1pt" color="#172C51 [3204]" miterlimit="8" joinstyle="miter"/>
+                <v:imagedata o:title=""/>
+                <o:lock v:ext="edit" aspectratio="f"/>
                 <v:textbox>
                   <w:txbxContent>
                     <w:p>
@@ -1617,12 +1257,11 @@
                           <w:sz w:val="28"/>
                           <w:szCs w:val="28"/>
                         </w:rPr>
-                        <w:t>CONCEPTION ET L’IMPLÉMENTATION D’UNE PLATEFORME D’AUTOMATISATION DU PROCESSUS DE DÉPÔT ET DE TRAITEMENT DES PLAINTES POLICIÈRES</w:t>
+                        <w:t>CONCEPTION ET RÉALISATION D’UNE PLATEFORME DE DÉPÔT ET DE TRAITEMENT NUMÉRIQUE DES PLAINTES CITOYENNES</w:t>
                       </w:r>
                     </w:p>
                   </w:txbxContent>
                 </v:textbox>
-                <w10:wrap anchorx="margin"/>
               </v:shape>
             </w:pict>
           </mc:Fallback>
@@ -1768,47 +1407,7 @@
           <w:sz w:val="28"/>
           <w:szCs w:val="28"/>
         </w:rPr>
-        <w:t xml:space="preserve"> </w:t>
-      </w:r>
-      <w:r>
-        <w:rPr>
-          <w:rFonts w:ascii="Times New Roman" w:hAnsi="Times New Roman" w:cs="Times New Roman"/>
-          <w:b/>
-          <w:bCs/>
-          <w:sz w:val="28"/>
-          <w:szCs w:val="28"/>
-        </w:rPr>
-        <w:t xml:space="preserve">       21</w:t>
-      </w:r>
-      <w:r>
-        <w:rPr>
-          <w:rFonts w:ascii="Times New Roman" w:hAnsi="Times New Roman" w:cs="Times New Roman"/>
-          <w:b/>
-          <w:bCs/>
-          <w:sz w:val="28"/>
-          <w:szCs w:val="28"/>
-        </w:rPr>
-        <w:t>U</w:t>
-      </w:r>
-      <w:r>
-        <w:rPr>
-          <w:rFonts w:ascii="Times New Roman" w:hAnsi="Times New Roman" w:cs="Times New Roman"/>
-          <w:b/>
-          <w:bCs/>
-          <w:sz w:val="28"/>
-          <w:szCs w:val="28"/>
-        </w:rPr>
-        <w:t>23</w:t>
-      </w:r>
-      <w:r>
-        <w:rPr>
-          <w:rFonts w:ascii="Times New Roman" w:hAnsi="Times New Roman" w:cs="Times New Roman"/>
-          <w:b/>
-          <w:bCs/>
-          <w:sz w:val="28"/>
-          <w:szCs w:val="28"/>
-        </w:rPr>
-        <w:t>43</w:t>
+        <w:t xml:space="preserve">        21U2343</w:t>
       </w:r>
     </w:p>
     <w:p>
@@ -1859,17 +1458,7 @@
           <w:sz w:val="28"/>
           <w:szCs w:val="28"/>
         </w:rPr>
-        <w:t> </w:t>
-      </w:r>
-      <w:r>
-        <w:rPr>
-          <w:rFonts w:ascii="Times New Roman" w:hAnsi="Times New Roman" w:cs="Times New Roman"/>
-          <w:b/>
-          <w:bCs/>
-          <w:sz w:val="28"/>
-          <w:szCs w:val="28"/>
-        </w:rPr>
-        <w:t>:</w:t>
+        <w:t> :</w:t>
       </w:r>
     </w:p>
     <w:p>
@@ -1879,11 +1468,12 @@
         </w:tabs>
         <w:jc w:val="center"/>
         <w:rPr>
-          <w:rFonts w:ascii="Times New Roman" w:hAnsi="Times New Roman" w:cs="Times New Roman"/>
-          <w:b/>
-          <w:bCs/>
-          <w:sz w:val="28"/>
-          <w:szCs w:val="28"/>
+          <w:rFonts w:hint="default" w:ascii="Times New Roman" w:hAnsi="Times New Roman" w:cs="Times New Roman"/>
+          <w:b/>
+          <w:bCs/>
+          <w:sz w:val="28"/>
+          <w:szCs w:val="28"/>
+          <w:lang w:val="en-US"/>
         </w:rPr>
       </w:pPr>
       <w:r>
@@ -1891,7 +1481,6 @@
           <w:rFonts w:ascii="Times New Roman" w:hAnsi="Times New Roman" w:cs="Times New Roman"/>
           <w:b/>
           <w:bCs/>
-          <w:noProof/>
           <w:sz w:val="28"/>
           <w:szCs w:val="28"/>
           <w:lang w:eastAsia="fr-FR"/>
@@ -1899,7 +1488,7 @@
         <mc:AlternateContent>
           <mc:Choice Requires="wps">
             <w:drawing>
-              <wp:anchor distT="0" distB="0" distL="114300" distR="114300" simplePos="0" relativeHeight="251661312" behindDoc="0" locked="0" layoutInCell="1" allowOverlap="1" wp14:anchorId="1743AAF6" wp14:editId="0559D1E7">
+              <wp:anchor distT="0" distB="0" distL="114300" distR="114300" simplePos="0" relativeHeight="251661312" behindDoc="0" locked="0" layoutInCell="1" allowOverlap="1">
                 <wp:simplePos x="0" y="0"/>
                 <wp:positionH relativeFrom="margin">
                   <wp:posOffset>1113790</wp:posOffset>
@@ -1956,6 +1545,11 @@
                                 <w:color w:val="FFFFFF" w:themeColor="background1"/>
                                 <w:sz w:val="24"/>
                                 <w:szCs w:val="24"/>
+                                <w14:textFill>
+                                  <w14:solidFill>
+                                    <w14:schemeClr w14:val="bg1"/>
+                                  </w14:solidFill>
+                                </w14:textFill>
                               </w:rPr>
                             </w:pPr>
                             <w:r>
@@ -1967,6 +1561,11 @@
                                 <w:color w:val="FFFFFF" w:themeColor="background1"/>
                                 <w:sz w:val="24"/>
                                 <w:szCs w:val="24"/>
+                                <w14:textFill>
+                                  <w14:solidFill>
+                                    <w14:schemeClr w14:val="bg1"/>
+                                  </w14:solidFill>
+                                </w14:textFill>
                               </w:rPr>
                               <w:t>Année académique 2025-2026</w:t>
                             </w:r>
@@ -1974,30 +1573,21 @@
                         </w:txbxContent>
                       </wps:txbx>
                       <wps:bodyPr rot="0" spcFirstLastPara="0" vertOverflow="overflow" horzOverflow="overflow" vert="horz" wrap="square" lIns="91440" tIns="45720" rIns="91440" bIns="45720" numCol="1" spcCol="0" rtlCol="0" fromWordArt="0" anchor="ctr" anchorCtr="0" forceAA="0" compatLnSpc="1">
-                        <a:prstTxWarp prst="textNoShape">
-                          <a:avLst/>
-                        </a:prstTxWarp>
                         <a:noAutofit/>
                       </wps:bodyPr>
                     </wps:wsp>
                   </a:graphicData>
                 </a:graphic>
-                <wp14:sizeRelH relativeFrom="margin">
-                  <wp14:pctWidth>0</wp14:pctWidth>
-                </wp14:sizeRelH>
-                <wp14:sizeRelV relativeFrom="margin">
-                  <wp14:pctHeight>0</wp14:pctHeight>
-                </wp14:sizeRelV>
               </wp:anchor>
             </w:drawing>
           </mc:Choice>
           <mc:Fallback>
             <w:pict>
-              <v:shapetype w14:anchorId="1743AAF6" id="_x0000_t110" coordsize="21600,21600" o:spt="110" path="m10800,l,10800,10800,21600,21600,10800xe">
-                <v:stroke joinstyle="miter"/>
-                <v:path gradientshapeok="t" o:connecttype="rect" textboxrect="5400,5400,16200,16200"/>
-              </v:shapetype>
-              <v:shape id="Organigramme : Décision 4" o:spid="_x0000_s1031" type="#_x0000_t110" style="position:absolute;left:0;text-align:left;margin-left:87.7pt;margin-top:52.75pt;width:336pt;height:42.5pt;z-index:251661312;visibility:visible;mso-wrap-style:square;mso-width-percent:0;mso-height-percent:0;mso-wrap-distance-left:9pt;mso-wrap-distance-top:0;mso-wrap-distance-right:9pt;mso-wrap-distance-bottom:0;mso-position-horizontal:absolute;mso-position-horizontal-relative:margin;mso-position-vertical:absolute;mso-position-vertical-relative:text;mso-width-percent:0;mso-height-percent:0;mso-width-relative:margin;mso-height-relative:margin;v-text-anchor:middle" o:gfxdata="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" fillcolor="#6a4e77" strokecolor="#09101d [484]" strokeweight="1pt">
+              <v:shape id="Organigramme : Décision 4" o:spid="_x0000_s1026" o:spt="110" type="#_x0000_t110" style="position:absolute;left:0pt;margin-left:87.7pt;margin-top:52.75pt;height:42.5pt;width:336pt;mso-position-horizontal-relative:margin;z-index:251661312;v-text-anchor:middle;mso-width-relative:page;mso-height-relative:page;" fillcolor="#6A4E77" filled="t" stroked="t" coordsize="21600,21600" o:gfxdata="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">
+                <v:fill on="t" focussize="0,0"/>
+                <v:stroke weight="1pt" color="#172C51 [3204]" miterlimit="8" joinstyle="miter"/>
+                <v:imagedata o:title=""/>
+                <o:lock v:ext="edit" aspectratio="f"/>
                 <v:textbox>
                   <w:txbxContent>
                     <w:p>
@@ -2010,6 +1600,11 @@
                           <w:color w:val="FFFFFF" w:themeColor="background1"/>
                           <w:sz w:val="24"/>
                           <w:szCs w:val="24"/>
+                          <w14:textFill>
+                            <w14:solidFill>
+                              <w14:schemeClr w14:val="bg1"/>
+                            </w14:solidFill>
+                          </w14:textFill>
                         </w:rPr>
                       </w:pPr>
                       <w:r>
@@ -2021,13 +1616,17 @@
                           <w:color w:val="FFFFFF" w:themeColor="background1"/>
                           <w:sz w:val="24"/>
                           <w:szCs w:val="24"/>
+                          <w14:textFill>
+                            <w14:solidFill>
+                              <w14:schemeClr w14:val="bg1"/>
+                            </w14:solidFill>
+                          </w14:textFill>
                         </w:rPr>
                         <w:t>Année académique 2025-2026</w:t>
                       </w:r>
                     </w:p>
                   </w:txbxContent>
                 </v:textbox>
-                <w10:wrap anchorx="margin"/>
               </v:shape>
             </w:pict>
           </mc:Fallback>
@@ -2035,64 +1634,27 @@
       </w:r>
       <w:r>
         <w:rPr>
-          <w:rFonts w:ascii="Times New Roman" w:hAnsi="Times New Roman" w:cs="Times New Roman"/>
-          <w:b/>
-          <w:bCs/>
-          <w:sz w:val="28"/>
-          <w:szCs w:val="28"/>
-        </w:rPr>
-        <w:t>D</w:t>
-      </w:r>
-      <w:r>
-        <w:rPr>
-          <w:rFonts w:ascii="Times New Roman" w:hAnsi="Times New Roman" w:cs="Times New Roman"/>
-          <w:b/>
-          <w:bCs/>
-          <w:sz w:val="28"/>
-          <w:szCs w:val="28"/>
-        </w:rPr>
-        <w:t xml:space="preserve">r. </w:t>
-      </w:r>
-      <w:r>
-        <w:rPr>
-          <w:rFonts w:ascii="Times New Roman" w:hAnsi="Times New Roman" w:cs="Times New Roman"/>
-          <w:b/>
-          <w:bCs/>
-          <w:sz w:val="28"/>
-          <w:szCs w:val="28"/>
-        </w:rPr>
-        <w:t>DZEKON</w:t>
-      </w:r>
-      <w:r>
-        <w:rPr>
-          <w:rFonts w:ascii="Times New Roman" w:hAnsi="Times New Roman" w:cs="Times New Roman"/>
-          <w:b/>
-          <w:bCs/>
-          <w:sz w:val="28"/>
-          <w:szCs w:val="28"/>
-        </w:rPr>
-        <w:t xml:space="preserve"> </w:t>
-      </w:r>
-      <w:r>
-        <w:rPr>
-          <w:rFonts w:ascii="Times New Roman" w:hAnsi="Times New Roman" w:cs="Times New Roman"/>
-          <w:b/>
-          <w:bCs/>
-          <w:sz w:val="28"/>
-          <w:szCs w:val="28"/>
-        </w:rPr>
-        <w:t>Armel</w:t>
-      </w:r>
-      <w:r>
-        <w:rPr>
-          <w:rFonts w:ascii="Times New Roman" w:hAnsi="Times New Roman" w:cs="Times New Roman"/>
-          <w:b/>
-          <w:bCs/>
-          <w:sz w:val="28"/>
-          <w:szCs w:val="28"/>
-        </w:rPr>
-        <w:t xml:space="preserve">                                            </w:t>
-      </w:r>
+          <w:rFonts w:hint="default" w:ascii="Times New Roman" w:hAnsi="Times New Roman" w:cs="Times New Roman"/>
+          <w:b/>
+          <w:bCs/>
+          <w:sz w:val="28"/>
+          <w:szCs w:val="28"/>
+          <w:lang w:eastAsia="fr-FR"/>
+        </w:rPr>
+        <w:t xml:space="preserve"> NZEKON NZEKO'O Armel Jacques</w:t>
+      </w:r>
+      <w:r>
+        <w:rPr>
+          <w:rFonts w:ascii="Times New Roman" w:hAnsi="Times New Roman" w:cs="Times New Roman"/>
+          <w:b/>
+          <w:bCs/>
+          <w:sz w:val="28"/>
+          <w:szCs w:val="28"/>
+        </w:rPr>
+        <w:t xml:space="preserve">                    </w:t>
+      </w:r>
+      <w:bookmarkStart w:id="0" w:name="_GoBack"/>
+      <w:bookmarkEnd w:id="0"/>
       <w:r>
         <w:rPr>
           <w:rFonts w:ascii="Arial" w:hAnsi="Arial" w:cs="Arial"/>
@@ -2115,36 +1677,25 @@
       </w:r>
       <w:r>
         <w:rPr>
-          <w:rFonts w:ascii="Times New Roman" w:hAnsi="Times New Roman" w:cs="Times New Roman"/>
-          <w:b/>
-          <w:bCs/>
-          <w:sz w:val="28"/>
-          <w:szCs w:val="28"/>
-        </w:rPr>
-        <w:t>SAMUEL</w:t>
-      </w:r>
-      <w:r>
-        <w:rPr>
-          <w:rFonts w:ascii="Times New Roman" w:hAnsi="Times New Roman" w:cs="Times New Roman"/>
-          <w:b/>
-          <w:bCs/>
-          <w:sz w:val="28"/>
-          <w:szCs w:val="28"/>
-        </w:rPr>
-        <w:t xml:space="preserve"> </w:t>
-      </w:r>
-      <w:proofErr w:type="spellStart"/>
-      <w:r>
-        <w:rPr>
-          <w:rFonts w:ascii="Times New Roman" w:hAnsi="Times New Roman" w:cs="Times New Roman"/>
-          <w:b/>
-          <w:bCs/>
-          <w:sz w:val="28"/>
-          <w:szCs w:val="28"/>
-        </w:rPr>
-        <w:t>Dikongue</w:t>
-      </w:r>
-      <w:proofErr w:type="spellEnd"/>
+          <w:rFonts w:hint="default" w:ascii="Times New Roman" w:hAnsi="Times New Roman" w:cs="Times New Roman"/>
+          <w:b/>
+          <w:bCs/>
+          <w:sz w:val="28"/>
+          <w:szCs w:val="28"/>
+        </w:rPr>
+        <w:t>NDJON MBOG T</w:t>
+      </w:r>
+      <w:r>
+        <w:rPr>
+          <w:rFonts w:hint="default" w:ascii="Times New Roman" w:hAnsi="Times New Roman" w:cs="Times New Roman"/>
+          <w:b/>
+          <w:bCs/>
+          <w:sz w:val="28"/>
+          <w:szCs w:val="28"/>
+          <w:lang w:val="en-US"/>
+        </w:rPr>
+        <w:t>hierry</w:t>
+      </w:r>
     </w:p>
     <w:p>
       <w:pPr>
@@ -2169,14 +1720,14 @@
       </w:r>
       <w:r>
         <w:rPr>
-          <w:rFonts w:ascii="Times New Roman" w:hAnsi="Times New Roman" w:cs="Times New Roman"/>
+          <w:rFonts w:hint="default" w:ascii="Times New Roman" w:hAnsi="Times New Roman" w:cs="Times New Roman"/>
           <w:bCs/>
           <w:sz w:val="24"/>
           <w:szCs w:val="28"/>
-        </w:rPr>
-        <w:tab/>
-      </w:r>
-      <w:proofErr w:type="spellStart"/>
+          <w:lang w:val="en-US"/>
+        </w:rPr>
+        <w:t xml:space="preserve">                                                            </w:t>
+      </w:r>
       <w:r>
         <w:rPr>
           <w:rFonts w:ascii="Times New Roman" w:hAnsi="Times New Roman" w:cs="Times New Roman"/>
@@ -2184,448 +1735,365 @@
           <w:sz w:val="24"/>
           <w:szCs w:val="28"/>
         </w:rPr>
-        <w:t>Kli</w:t>
-      </w:r>
-      <w:r>
-        <w:rPr>
-          <w:rFonts w:ascii="Times New Roman" w:hAnsi="Times New Roman" w:cs="Times New Roman"/>
-          <w:bCs/>
-          <w:sz w:val="24"/>
-          <w:szCs w:val="28"/>
-        </w:rPr>
-        <w:t>var</w:t>
-      </w:r>
-      <w:proofErr w:type="spellEnd"/>
+        <w:t>Access Finance &amp; RH SARL</w:t>
+      </w:r>
     </w:p>
     <w:sectPr>
       <w:pgSz w:w="12240" w:h="15840"/>
       <w:pgMar w:top="1440" w:right="1183" w:bottom="1440" w:left="1276" w:header="708" w:footer="708" w:gutter="0"/>
       <w:pgBorders w:display="firstPage" w:offsetFrom="page">
-        <w:top w:val="flowersTiny" w:sz="23" w:space="24" w:color="auto"/>
-        <w:left w:val="flowersTiny" w:sz="23" w:space="24" w:color="auto"/>
-        <w:bottom w:val="flowersTiny" w:sz="23" w:space="24" w:color="auto"/>
-        <w:right w:val="flowersTiny" w:sz="23" w:space="24" w:color="auto"/>
+        <w:top w:val="flowersTiny" w:color="auto" w:sz="23" w:space="24"/>
+        <w:left w:val="flowersTiny" w:color="auto" w:sz="23" w:space="24"/>
+        <w:bottom w:val="flowersTiny" w:color="auto" w:sz="23" w:space="24"/>
+        <w:right w:val="flowersTiny" w:color="auto" w:sz="23" w:space="24"/>
       </w:pgBorders>
-      <w:cols w:space="708"/>
-      <w:docGrid w:linePitch="360"/>
+      <w:cols w:space="708" w:num="1"/>
+      <w:docGrid w:linePitch="360" w:charSpace="0"/>
     </w:sectPr>
   </w:body>
 </w:document>
 </file>
 
+<file path=word/endnotes.xml><?xml version="1.0" encoding="utf-8"?>
+<w:endnotes xmlns:wpc="http://schemas.microsoft.com/office/word/2010/wordprocessingCanvas" xmlns:mc="http://schemas.openxmlformats.org/markup-compatibility/2006" xmlns:o="urn:schemas-microsoft-com:office:office" xmlns:r="http://schemas.openxmlformats.org/officeDocument/2006/relationships" xmlns:m="http://schemas.openxmlformats.org/officeDocument/2006/math" xmlns:v="urn:schemas-microsoft-com:vml" xmlns:wp14="http://schemas.microsoft.com/office/word/2010/wordprocessingDrawing" xmlns:wp="http://schemas.openxmlformats.org/drawingml/2006/wordprocessingDrawing" xmlns:w="http://schemas.openxmlformats.org/wordprocessingml/2006/main" xmlns:w14="http://schemas.microsoft.com/office/word/2010/wordml" xmlns:w15="http://schemas.microsoft.com/office/word/2012/wordml" xmlns:w10="urn:schemas-microsoft-com:office:word" xmlns:wpg="http://schemas.microsoft.com/office/word/2010/wordprocessingGroup" xmlns:wpi="http://schemas.microsoft.com/office/word/2010/wordprocessingInk" xmlns:wne="http://schemas.microsoft.com/office/word/2006/wordml" xmlns:wps="http://schemas.microsoft.com/office/word/2010/wordprocessingShape" xmlns:wpsCustomData="http://www.wps.cn/officeDocument/2013/wpsCustomData" mc:Ignorable="w14 w15 wp14">
+  <w:endnote w:type="separator" w:id="0">
+    <w:p>
+      <w:pPr>
+        <w:spacing w:line="240" w:lineRule="auto"/>
+      </w:pPr>
+      <w:r>
+        <w:separator/>
+      </w:r>
+    </w:p>
+  </w:endnote>
+  <w:endnote w:type="continuationSeparator" w:id="1">
+    <w:p>
+      <w:pPr>
+        <w:spacing w:line="240" w:lineRule="auto"/>
+      </w:pPr>
+      <w:r>
+        <w:continuationSeparator/>
+      </w:r>
+    </w:p>
+  </w:endnote>
+</w:endnotes>
+</file>
+
+<file path=word/footnotes.xml><?xml version="1.0" encoding="utf-8"?>
+<w:footnotes xmlns:wpc="http://schemas.microsoft.com/office/word/2010/wordprocessingCanvas" xmlns:mc="http://schemas.openxmlformats.org/markup-compatibility/2006" xmlns:o="urn:schemas-microsoft-com:office:office" xmlns:r="http://schemas.openxmlformats.org/officeDocument/2006/relationships" xmlns:m="http://schemas.openxmlformats.org/officeDocument/2006/math" xmlns:v="urn:schemas-microsoft-com:vml" xmlns:wp14="http://schemas.microsoft.com/office/word/2010/wordprocessingDrawing" xmlns:wp="http://schemas.openxmlformats.org/drawingml/2006/wordprocessingDrawing" xmlns:w="http://schemas.openxmlformats.org/wordprocessingml/2006/main" xmlns:w14="http://schemas.microsoft.com/office/word/2010/wordml" xmlns:w15="http://schemas.microsoft.com/office/word/2012/wordml" xmlns:w10="urn:schemas-microsoft-com:office:word" xmlns:wpg="http://schemas.microsoft.com/office/word/2010/wordprocessingGroup" xmlns:wpi="http://schemas.microsoft.com/office/word/2010/wordprocessingInk" xmlns:wne="http://schemas.microsoft.com/office/word/2006/wordml" xmlns:wps="http://schemas.microsoft.com/office/word/2010/wordprocessingShape" xmlns:wpsCustomData="http://www.wps.cn/officeDocument/2013/wpsCustomData" mc:Ignorable="w14 w15 wp14">
+  <w:footnote w:type="separator" w:id="0">
+    <w:p>
+      <w:pPr>
+        <w:spacing w:before="0" w:after="0" w:line="259" w:lineRule="auto"/>
+      </w:pPr>
+      <w:r>
+        <w:separator/>
+      </w:r>
+    </w:p>
+  </w:footnote>
+  <w:footnote w:type="continuationSeparator" w:id="1">
+    <w:p>
+      <w:pPr>
+        <w:spacing w:before="0" w:after="0" w:line="259" w:lineRule="auto"/>
+      </w:pPr>
+      <w:r>
+        <w:continuationSeparator/>
+      </w:r>
+    </w:p>
+  </w:footnote>
+</w:footnotes>
+</file>
+
 <file path=word/styles.xml><?xml version="1.0" encoding="utf-8"?>
-<w:styles xmlns:mc="http://schemas.openxmlformats.org/markup-compatibility/2006" xmlns:r="http://schemas.openxmlformats.org/officeDocument/2006/relationships" xmlns:w="http://schemas.openxmlformats.org/wordprocessingml/2006/main" xmlns:w14="http://schemas.microsoft.com/office/word/2010/wordml" xmlns:w15="http://schemas.microsoft.com/office/word/2012/wordml" xmlns:w16cex="http://schemas.microsoft.com/office/word/2018/wordml/cex" xmlns:w16cid="http://schemas.microsoft.com/office/word/2016/wordml/cid" xmlns:w16="http://schemas.microsoft.com/office/word/2018/wordml" xmlns:w16sdtdh="http://schemas.microsoft.com/office/word/2020/wordml/sdtdatahash" xmlns:w16se="http://schemas.microsoft.com/office/word/2015/wordml/symex" mc:Ignorable="w14 w15 w16se w16cid w16 w16cex w16sdtdh">
+<w:styles xmlns:mc="http://schemas.openxmlformats.org/markup-compatibility/2006" xmlns:o="urn:schemas-microsoft-com:office:office" xmlns:r="http://schemas.openxmlformats.org/officeDocument/2006/relationships" xmlns:m="http://schemas.openxmlformats.org/officeDocument/2006/math" xmlns:v="urn:schemas-microsoft-com:vml" xmlns:w="http://schemas.openxmlformats.org/wordprocessingml/2006/main" xmlns:w14="http://schemas.microsoft.com/office/word/2010/wordml" xmlns:w10="urn:schemas-microsoft-com:office:word" xmlns:sl="http://schemas.openxmlformats.org/schemaLibrary/2006/main" xmlns:wpsCustomData="http://www.wps.cn/officeDocument/2013/wpsCustomData" mc:Ignorable="w14">
   <w:docDefaults>
     <w:rPrDefault>
       <w:rPr>
-        <w:rFonts w:asciiTheme="minorHAnsi" w:eastAsiaTheme="minorHAnsi" w:hAnsiTheme="minorHAnsi" w:cstheme="minorBidi"/>
-        <w:kern w:val="2"/>
-        <w:sz w:val="22"/>
-        <w:szCs w:val="22"/>
-        <w:lang w:val="en-US" w:eastAsia="en-US" w:bidi="ar-SA"/>
-        <w14:ligatures w14:val="standardContextual"/>
+        <w:rFonts w:ascii="Times New Roman" w:hAnsi="Times New Roman" w:eastAsia="SimSun" w:cs="Times New Roman"/>
       </w:rPr>
     </w:rPrDefault>
-    <w:pPrDefault>
-      <w:pPr>
-        <w:spacing w:after="160" w:line="259" w:lineRule="auto"/>
-      </w:pPr>
-    </w:pPrDefault>
+    <w:pPrDefault/>
   </w:docDefaults>
-  <w:latentStyles w:defLockedState="0" w:defUIPriority="99" w:defSemiHidden="0" w:defUnhideWhenUsed="0" w:defQFormat="0" w:count="376">
-    <w:lsdException w:name="Normal" w:uiPriority="0" w:qFormat="1"/>
-    <w:lsdException w:name="heading 1" w:uiPriority="9" w:qFormat="1"/>
-    <w:lsdException w:name="heading 2" w:semiHidden="1" w:uiPriority="9" w:unhideWhenUsed="1" w:qFormat="1"/>
-    <w:lsdException w:name="heading 3" w:semiHidden="1" w:uiPriority="9" w:unhideWhenUsed="1" w:qFormat="1"/>
-    <w:lsdException w:name="heading 4" w:semiHidden="1" w:uiPriority="9" w:unhideWhenUsed="1" w:qFormat="1"/>
-    <w:lsdException w:name="heading 5" w:semiHidden="1" w:uiPriority="9" w:unhideWhenUsed="1" w:qFormat="1"/>
-    <w:lsdException w:name="heading 6" w:semiHidden="1" w:uiPriority="9" w:unhideWhenUsed="1" w:qFormat="1"/>
-    <w:lsdException w:name="heading 7" w:semiHidden="1" w:uiPriority="9" w:unhideWhenUsed="1" w:qFormat="1"/>
-    <w:lsdException w:name="heading 8" w:semiHidden="1" w:uiPriority="9" w:unhideWhenUsed="1" w:qFormat="1"/>
-    <w:lsdException w:name="heading 9" w:semiHidden="1" w:uiPriority="9" w:unhideWhenUsed="1" w:qFormat="1"/>
-    <w:lsdException w:name="index 1" w:semiHidden="1" w:unhideWhenUsed="1"/>
-    <w:lsdException w:name="index 2" w:semiHidden="1" w:unhideWhenUsed="1"/>
-    <w:lsdException w:name="index 3" w:semiHidden="1" w:unhideWhenUsed="1"/>
-    <w:lsdException w:name="index 4" w:semiHidden="1" w:unhideWhenUsed="1"/>
-    <w:lsdException w:name="index 5" w:semiHidden="1" w:unhideWhenUsed="1"/>
-    <w:lsdException w:name="index 6" w:semiHidden="1" w:unhideWhenUsed="1"/>
-    <w:lsdException w:name="index 7" w:semiHidden="1" w:unhideWhenUsed="1"/>
-    <w:lsdException w:name="index 8" w:semiHidden="1" w:unhideWhenUsed="1"/>
-    <w:lsdException w:name="index 9" w:semiHidden="1" w:unhideWhenUsed="1"/>
-    <w:lsdException w:name="toc 1" w:semiHidden="1" w:uiPriority="39" w:unhideWhenUsed="1"/>
-    <w:lsdException w:name="toc 2" w:semiHidden="1" w:uiPriority="39" w:unhideWhenUsed="1"/>
-    <w:lsdException w:name="toc 3" w:semiHidden="1" w:uiPriority="39" w:unhideWhenUsed="1"/>
-    <w:lsdException w:name="toc 4" w:semiHidden="1" w:uiPriority="39" w:unhideWhenUsed="1"/>
-    <w:lsdException w:name="toc 5" w:semiHidden="1" w:uiPriority="39" w:unhideWhenUsed="1"/>
-    <w:lsdException w:name="toc 6" w:semiHidden="1" w:uiPriority="39" w:unhideWhenUsed="1"/>
-    <w:lsdException w:name="toc 7" w:semiHidden="1" w:uiPriority="39" w:unhideWhenUsed="1"/>
-    <w:lsdException w:name="toc 8" w:semiHidden="1" w:uiPriority="39" w:unhideWhenUsed="1"/>
-    <w:lsdException w:name="toc 9" w:semiHidden="1" w:uiPriority="39" w:unhideWhenUsed="1"/>
-    <w:lsdException w:name="Normal Indent" w:semiHidden="1" w:unhideWhenUsed="1"/>
-    <w:lsdException w:name="footnote text" w:semiHidden="1" w:unhideWhenUsed="1"/>
-    <w:lsdException w:name="annotation text" w:semiHidden="1" w:unhideWhenUsed="1"/>
-    <w:lsdException w:name="header" w:semiHidden="1" w:unhideWhenUsed="1"/>
-    <w:lsdException w:name="footer" w:semiHidden="1" w:unhideWhenUsed="1"/>
-    <w:lsdException w:name="index heading" w:semiHidden="1" w:unhideWhenUsed="1"/>
-    <w:lsdException w:name="caption" w:semiHidden="1" w:uiPriority="35" w:unhideWhenUsed="1" w:qFormat="1"/>
-    <w:lsdException w:name="table of figures" w:semiHidden="1" w:unhideWhenUsed="1"/>
-    <w:lsdException w:name="envelope address" w:semiHidden="1" w:unhideWhenUsed="1"/>
-    <w:lsdException w:name="envelope return" w:semiHidden="1" w:unhideWhenUsed="1"/>
-    <w:lsdException w:name="footnote reference" w:semiHidden="1" w:unhideWhenUsed="1"/>
-    <w:lsdException w:name="annotation reference" w:semiHidden="1" w:unhideWhenUsed="1"/>
-    <w:lsdException w:name="line number" w:semiHidden="1" w:unhideWhenUsed="1"/>
-    <w:lsdException w:name="page number" w:semiHidden="1" w:unhideWhenUsed="1"/>
-    <w:lsdException w:name="endnote reference" w:semiHidden="1" w:unhideWhenUsed="1"/>
-    <w:lsdException w:name="endnote text" w:semiHidden="1" w:unhideWhenUsed="1"/>
-    <w:lsdException w:name="table of authorities" w:semiHidden="1" w:unhideWhenUsed="1"/>
-    <w:lsdException w:name="macro" w:semiHidden="1" w:unhideWhenUsed="1"/>
-    <w:lsdException w:name="toa heading" w:semiHidden="1" w:unhideWhenUsed="1"/>
-    <w:lsdException w:name="List" w:semiHidden="1" w:unhideWhenUsed="1"/>
-    <w:lsdException w:name="List Bullet" w:semiHidden="1" w:unhideWhenUsed="1"/>
-    <w:lsdException w:name="List Number" w:semiHidden="1" w:unhideWhenUsed="1"/>
-    <w:lsdException w:name="List 2" w:semiHidden="1" w:unhideWhenUsed="1"/>
-    <w:lsdException w:name="List 3" w:semiHidden="1" w:unhideWhenUsed="1"/>
-    <w:lsdException w:name="List 4" w:semiHidden="1" w:unhideWhenUsed="1"/>
-    <w:lsdException w:name="List 5" w:semiHidden="1" w:unhideWhenUsed="1"/>
-    <w:lsdException w:name="List Bullet 2" w:semiHidden="1" w:unhideWhenUsed="1"/>
-    <w:lsdException w:name="List Bullet 3" w:semiHidden="1" w:unhideWhenUsed="1"/>
-    <w:lsdException w:name="List Bullet 4" w:semiHidden="1" w:unhideWhenUsed="1"/>
-    <w:lsdException w:name="List Bullet 5" w:semiHidden="1" w:unhideWhenUsed="1"/>
-    <w:lsdException w:name="List Number 2" w:semiHidden="1" w:unhideWhenUsed="1"/>
-    <w:lsdException w:name="List Number 3" w:semiHidden="1" w:unhideWhenUsed="1"/>
-    <w:lsdException w:name="List Number 4" w:semiHidden="1" w:unhideWhenUsed="1"/>
-    <w:lsdException w:name="List Number 5" w:semiHidden="1" w:unhideWhenUsed="1"/>
-    <w:lsdException w:name="Title" w:uiPriority="10" w:qFormat="1"/>
-    <w:lsdException w:name="Closing" w:semiHidden="1" w:unhideWhenUsed="1"/>
-    <w:lsdException w:name="Signature" w:semiHidden="1" w:unhideWhenUsed="1"/>
-    <w:lsdException w:name="Default Paragraph Font" w:semiHidden="1" w:uiPriority="1" w:unhideWhenUsed="1"/>
-    <w:lsdException w:name="Body Text" w:semiHidden="1" w:unhideWhenUsed="1"/>
-    <w:lsdException w:name="Body Text Indent" w:semiHidden="1" w:unhideWhenUsed="1"/>
-    <w:lsdException w:name="List Continue" w:semiHidden="1" w:unhideWhenUsed="1"/>
-    <w:lsdException w:name="List Continue 2" w:semiHidden="1" w:unhideWhenUsed="1"/>
-    <w:lsdException w:name="List Continue 3" w:semiHidden="1" w:unhideWhenUsed="1"/>
-    <w:lsdException w:name="List Continue 4" w:semiHidden="1" w:unhideWhenUsed="1"/>
-    <w:lsdException w:name="List Continue 5" w:semiHidden="1" w:unhideWhenUsed="1"/>
-    <w:lsdException w:name="Message Header" w:semiHidden="1" w:unhideWhenUsed="1"/>
-    <w:lsdException w:name="Subtitle" w:uiPriority="11" w:qFormat="1"/>
-    <w:lsdException w:name="Salutation" w:semiHidden="1" w:unhideWhenUsed="1"/>
-    <w:lsdException w:name="Date" w:semiHidden="1" w:unhideWhenUsed="1"/>
-    <w:lsdException w:name="Body Text First Indent" w:semiHidden="1" w:unhideWhenUsed="1"/>
-    <w:lsdException w:name="Body Text First Indent 2" w:semiHidden="1" w:unhideWhenUsed="1"/>
-    <w:lsdException w:name="Note Heading" w:semiHidden="1" w:unhideWhenUsed="1"/>
-    <w:lsdException w:name="Body Text 2" w:semiHidden="1" w:unhideWhenUsed="1"/>
-    <w:lsdException w:name="Body Text 3" w:semiHidden="1" w:unhideWhenUsed="1"/>
-    <w:lsdException w:name="Body Text Indent 2" w:semiHidden="1" w:unhideWhenUsed="1"/>
-    <w:lsdException w:name="Body Text Indent 3" w:semiHidden="1" w:unhideWhenUsed="1"/>
-    <w:lsdException w:name="Block Text" w:semiHidden="1" w:unhideWhenUsed="1"/>
-    <w:lsdException w:name="Hyperlink" w:semiHidden="1" w:unhideWhenUsed="1"/>
-    <w:lsdException w:name="FollowedHyperlink" w:semiHidden="1" w:unhideWhenUsed="1"/>
-    <w:lsdException w:name="Strong" w:uiPriority="22" w:qFormat="1"/>
-    <w:lsdException w:name="Emphasis" w:uiPriority="20" w:qFormat="1"/>
-    <w:lsdException w:name="Document Map" w:semiHidden="1" w:unhideWhenUsed="1"/>
-    <w:lsdException w:name="Plain Text" w:semiHidden="1" w:unhideWhenUsed="1"/>
-    <w:lsdException w:name="E-mail Signature" w:semiHidden="1" w:unhideWhenUsed="1"/>
-    <w:lsdException w:name="HTML Top of Form" w:semiHidden="1" w:unhideWhenUsed="1"/>
-    <w:lsdException w:name="HTML Bottom of Form" w:semiHidden="1" w:unhideWhenUsed="1"/>
-    <w:lsdException w:name="Normal (Web)" w:semiHidden="1" w:unhideWhenUsed="1"/>
-    <w:lsdException w:name="HTML Acronym" w:semiHidden="1" w:unhideWhenUsed="1"/>
-    <w:lsdException w:name="HTML Address" w:semiHidden="1" w:unhideWhenUsed="1"/>
-    <w:lsdException w:name="HTML Cite" w:semiHidden="1" w:unhideWhenUsed="1"/>
-    <w:lsdException w:name="HTML Code" w:semiHidden="1" w:unhideWhenUsed="1"/>
-    <w:lsdException w:name="HTML Definition" w:semiHidden="1" w:unhideWhenUsed="1"/>
-    <w:lsdException w:name="HTML Keyboard" w:semiHidden="1" w:unhideWhenUsed="1"/>
-    <w:lsdException w:name="HTML Preformatted" w:semiHidden="1" w:unhideWhenUsed="1"/>
-    <w:lsdException w:name="HTML Sample" w:semiHidden="1" w:unhideWhenUsed="1"/>
-    <w:lsdException w:name="HTML Typewriter" w:semiHidden="1" w:unhideWhenUsed="1"/>
-    <w:lsdException w:name="HTML Variable" w:semiHidden="1" w:unhideWhenUsed="1"/>
-    <w:lsdException w:name="annotation subject" w:semiHidden="1" w:unhideWhenUsed="1"/>
-    <w:lsdException w:name="No List" w:semiHidden="1" w:unhideWhenUsed="1"/>
-    <w:lsdException w:name="Outline List 1" w:semiHidden="1" w:unhideWhenUsed="1"/>
-    <w:lsdException w:name="Outline List 2" w:semiHidden="1" w:unhideWhenUsed="1"/>
-    <w:lsdException w:name="Outline List 3" w:semiHidden="1" w:unhideWhenUsed="1"/>
-    <w:lsdException w:name="Table Simple 1" w:semiHidden="1" w:unhideWhenUsed="1"/>
-    <w:lsdException w:name="Table Simple 2" w:semiHidden="1" w:unhideWhenUsed="1"/>
-    <w:lsdException w:name="Table Simple 3" w:semiHidden="1" w:unhideWhenUsed="1"/>
-    <w:lsdException w:name="Table Classic 1" w:semiHidden="1" w:unhideWhenUsed="1"/>
-    <w:lsdException w:name="Table Classic 2" w:semiHidden="1" w:unhideWhenUsed="1"/>
-    <w:lsdException w:name="Table Classic 3" w:semiHidden="1" w:unhideWhenUsed="1"/>
-    <w:lsdException w:name="Table Classic 4" w:semiHidden="1" w:unhideWhenUsed="1"/>
-    <w:lsdException w:name="Table Colorful 1" w:semiHidden="1" w:unhideWhenUsed="1"/>
-    <w:lsdException w:name="Table Colorful 2" w:semiHidden="1" w:unhideWhenUsed="1"/>
-    <w:lsdException w:name="Table Colorful 3" w:semiHidden="1" w:unhideWhenUsed="1"/>
-    <w:lsdException w:name="Table Columns 1" w:semiHidden="1" w:unhideWhenUsed="1"/>
-    <w:lsdException w:name="Table Columns 2" w:semiHidden="1" w:unhideWhenUsed="1"/>
-    <w:lsdException w:name="Table Columns 3" w:semiHidden="1" w:unhideWhenUsed="1"/>
-    <w:lsdException w:name="Table Columns 4" w:semiHidden="1" w:unhideWhenUsed="1"/>
-    <w:lsdException w:name="Table Columns 5" w:semiHidden="1" w:unhideWhenUsed="1"/>
-    <w:lsdException w:name="Table Grid 1" w:semiHidden="1" w:unhideWhenUsed="1"/>
-    <w:lsdException w:name="Table Grid 2" w:semiHidden="1" w:unhideWhenUsed="1"/>
-    <w:lsdException w:name="Table Grid 3" w:semiHidden="1" w:unhideWhenUsed="1"/>
-    <w:lsdException w:name="Table Grid 4" w:semiHidden="1" w:unhideWhenUsed="1"/>
-    <w:lsdException w:name="Table Grid 5" w:semiHidden="1" w:unhideWhenUsed="1"/>
-    <w:lsdException w:name="Table Grid 6" w:semiHidden="1" w:unhideWhenUsed="1"/>
-    <w:lsdException w:name="Table Grid 7" w:semiHidden="1" w:unhideWhenUsed="1"/>
-    <w:lsdException w:name="Table Grid 8" w:semiHidden="1" w:unhideWhenUsed="1"/>
-    <w:lsdException w:name="Table List 1" w:semiHidden="1" w:unhideWhenUsed="1"/>
-    <w:lsdException w:name="Table List 2" w:semiHidden="1" w:unhideWhenUsed="1"/>
-    <w:lsdException w:name="Table List 3" w:semiHidden="1" w:unhideWhenUsed="1"/>
-    <w:lsdException w:name="Table List 4" w:semiHidden="1" w:unhideWhenUsed="1"/>
-    <w:lsdException w:name="Table List 5" w:semiHidden="1" w:unhideWhenUsed="1"/>
-    <w:lsdException w:name="Table List 6" w:semiHidden="1" w:unhideWhenUsed="1"/>
-    <w:lsdException w:name="Table List 7" w:semiHidden="1" w:unhideWhenUsed="1"/>
-    <w:lsdException w:name="Table List 8" w:semiHidden="1" w:unhideWhenUsed="1"/>
-    <w:lsdException w:name="Table 3D effects 1" w:semiHidden="1" w:unhideWhenUsed="1"/>
-    <w:lsdException w:name="Table 3D effects 2" w:semiHidden="1" w:unhideWhenUsed="1"/>
-    <w:lsdException w:name="Table 3D effects 3" w:semiHidden="1" w:unhideWhenUsed="1"/>
-    <w:lsdException w:name="Table Contemporary" w:semiHidden="1" w:unhideWhenUsed="1"/>
-    <w:lsdException w:name="Table Elegant" w:semiHidden="1" w:unhideWhenUsed="1"/>
-    <w:lsdException w:name="Table Professional" w:semiHidden="1" w:unhideWhenUsed="1"/>
-    <w:lsdException w:name="Table Subtle 2" w:semiHidden="1" w:unhideWhenUsed="1"/>
-    <w:lsdException w:name="Table Web 1" w:semiHidden="1" w:unhideWhenUsed="1"/>
-    <w:lsdException w:name="Balloon Text" w:semiHidden="1" w:unhideWhenUsed="1"/>
-    <w:lsdException w:name="Table Grid" w:uiPriority="39"/>
-    <w:lsdException w:name="Table Theme" w:semiHidden="1" w:unhideWhenUsed="1"/>
-    <w:lsdException w:name="Placeholder Text" w:semiHidden="1"/>
-    <w:lsdException w:name="No Spacing" w:uiPriority="1" w:qFormat="1"/>
-    <w:lsdException w:name="Light Shading" w:uiPriority="60"/>
-    <w:lsdException w:name="Light List" w:uiPriority="61"/>
-    <w:lsdException w:name="Light Grid" w:uiPriority="62"/>
-    <w:lsdException w:name="Medium Shading 1" w:uiPriority="63"/>
-    <w:lsdException w:name="Medium Shading 2" w:uiPriority="64"/>
-    <w:lsdException w:name="Medium List 1" w:uiPriority="65"/>
-    <w:lsdException w:name="Medium List 2" w:uiPriority="66"/>
-    <w:lsdException w:name="Medium Grid 1" w:uiPriority="67"/>
-    <w:lsdException w:name="Medium Grid 2" w:uiPriority="68"/>
-    <w:lsdException w:name="Medium Grid 3" w:uiPriority="69"/>
-    <w:lsdException w:name="Dark List" w:uiPriority="70"/>
-    <w:lsdException w:name="Colorful Shading" w:uiPriority="71"/>
-    <w:lsdException w:name="Colorful List" w:uiPriority="72"/>
-    <w:lsdException w:name="Colorful Grid" w:uiPriority="73"/>
-    <w:lsdException w:name="Light Shading Accent 1" w:uiPriority="60"/>
-    <w:lsdException w:name="Light List Accent 1" w:uiPriority="61"/>
-    <w:lsdException w:name="Light Grid Accent 1" w:uiPriority="62"/>
-    <w:lsdException w:name="Medium Shading 1 Accent 1" w:uiPriority="63"/>
-    <w:lsdException w:name="Medium Shading 2 Accent 1" w:uiPriority="64"/>
-    <w:lsdException w:name="Medium List 1 Accent 1" w:uiPriority="65"/>
-    <w:lsdException w:name="Revision" w:semiHidden="1"/>
-    <w:lsdException w:name="List Paragraph" w:uiPriority="34" w:qFormat="1"/>
-    <w:lsdException w:name="Quote" w:uiPriority="29" w:qFormat="1"/>
-    <w:lsdException w:name="Intense Quote" w:uiPriority="30" w:qFormat="1"/>
-    <w:lsdException w:name="Medium List 2 Accent 1" w:uiPriority="66"/>
-    <w:lsdException w:name="Medium Grid 1 Accent 1" w:uiPriority="67"/>
-    <w:lsdException w:name="Medium Grid 2 Accent 1" w:uiPriority="68"/>
-    <w:lsdException w:name="Medium Grid 3 Accent 1" w:uiPriority="69"/>
-    <w:lsdException w:name="Dark List Accent 1" w:uiPriority="70"/>
-    <w:lsdException w:name="Colorful Shading Accent 1" w:uiPriority="71"/>
-    <w:lsdException w:name="Colorful List Accent 1" w:uiPriority="72"/>
-    <w:lsdException w:name="Colorful Grid Accent 1" w:uiPriority="73"/>
-    <w:lsdException w:name="Light Shading Accent 2" w:uiPriority="60"/>
-    <w:lsdException w:name="Light List Accent 2" w:uiPriority="61"/>
-    <w:lsdException w:name="Light Grid Accent 2" w:uiPriority="62"/>
-    <w:lsdException w:name="Medium Shading 1 Accent 2" w:uiPriority="63"/>
-    <w:lsdException w:name="Medium Shading 2 Accent 2" w:uiPriority="64"/>
-    <w:lsdException w:name="Medium List 1 Accent 2" w:uiPriority="65"/>
-    <w:lsdException w:name="Medium List 2 Accent 2" w:uiPriority="66"/>
-    <w:lsdException w:name="Medium Grid 1 Accent 2" w:uiPriority="67"/>
-    <w:lsdException w:name="Medium Grid 2 Accent 2" w:uiPriority="68"/>
-    <w:lsdException w:name="Medium Grid 3 Accent 2" w:uiPriority="69"/>
-    <w:lsdException w:name="Dark List Accent 2" w:uiPriority="70"/>
-    <w:lsdException w:name="Colorful Shading Accent 2" w:uiPriority="71"/>
-    <w:lsdException w:name="Colorful List Accent 2" w:uiPriority="72"/>
-    <w:lsdException w:name="Colorful Grid Accent 2" w:uiPriority="73"/>
-    <w:lsdException w:name="Light Shading Accent 3" w:uiPriority="60"/>
-    <w:lsdException w:name="Light List Accent 3" w:uiPriority="61"/>
-    <w:lsdException w:name="Light Grid Accent 3" w:uiPriority="62"/>
-    <w:lsdException w:name="Medium Shading 1 Accent 3" w:uiPriority="63"/>
-    <w:lsdException w:name="Medium Shading 2 Accent 3" w:uiPriority="64"/>
-    <w:lsdException w:name="Medium List 1 Accent 3" w:uiPriority="65"/>
-    <w:lsdException w:name="Medium List 2 Accent 3" w:uiPriority="66"/>
-    <w:lsdException w:name="Medium Grid 1 Accent 3" w:uiPriority="67"/>
-    <w:lsdException w:name="Medium Grid 2 Accent 3" w:uiPriority="68"/>
-    <w:lsdException w:name="Medium Grid 3 Accent 3" w:uiPriority="69"/>
-    <w:lsdException w:name="Dark List Accent 3" w:uiPriority="70"/>
-    <w:lsdException w:name="Colorful Shading Accent 3" w:uiPriority="71"/>
-    <w:lsdException w:name="Colorful List Accent 3" w:uiPriority="72"/>
-    <w:lsdException w:name="Colorful Grid Accent 3" w:uiPriority="73"/>
-    <w:lsdException w:name="Light Shading Accent 4" w:uiPriority="60"/>
-    <w:lsdException w:name="Light List Accent 4" w:uiPriority="61"/>
-    <w:lsdException w:name="Light Grid Accent 4" w:uiPriority="62"/>
-    <w:lsdException w:name="Medium Shading 1 Accent 4" w:uiPriority="63"/>
-    <w:lsdException w:name="Medium Shading 2 Accent 4" w:uiPriority="64"/>
-    <w:lsdException w:name="Medium List 1 Accent 4" w:uiPriority="65"/>
-    <w:lsdException w:name="Medium List 2 Accent 4" w:uiPriority="66"/>
-    <w:lsdException w:name="Medium Grid 1 Accent 4" w:uiPriority="67"/>
-    <w:lsdException w:name="Medium Grid 2 Accent 4" w:uiPriority="68"/>
-    <w:lsdException w:name="Medium Grid 3 Accent 4" w:uiPriority="69"/>
-    <w:lsdException w:name="Dark List Accent 4" w:uiPriority="70"/>
-    <w:lsdException w:name="Colorful Shading Accent 4" w:uiPriority="71"/>
-    <w:lsdException w:name="Colorful List Accent 4" w:uiPriority="72"/>
-    <w:lsdException w:name="Colorful Grid Accent 4" w:uiPriority="73"/>
-    <w:lsdException w:name="Light Shading Accent 5" w:uiPriority="60"/>
-    <w:lsdException w:name="Light List Accent 5" w:uiPriority="61"/>
-    <w:lsdException w:name="Light Grid Accent 5" w:uiPriority="62"/>
-    <w:lsdException w:name="Medium Shading 1 Accent 5" w:uiPriority="63"/>
-    <w:lsdException w:name="Medium Shading 2 Accent 5" w:uiPriority="64"/>
-    <w:lsdException w:name="Medium List 1 Accent 5" w:uiPriority="65"/>
-    <w:lsdException w:name="Medium List 2 Accent 5" w:uiPriority="66"/>
-    <w:lsdException w:name="Medium Grid 1 Accent 5" w:uiPriority="67"/>
-    <w:lsdException w:name="Medium Grid 2 Accent 5" w:uiPriority="68"/>
-    <w:lsdException w:name="Medium Grid 3 Accent 5" w:uiPriority="69"/>
-    <w:lsdException w:name="Dark List Accent 5" w:uiPriority="70"/>
-    <w:lsdException w:name="Colorful Shading Accent 5" w:uiPriority="71"/>
-    <w:lsdException w:name="Colorful List Accent 5" w:uiPriority="72"/>
-    <w:lsdException w:name="Colorful Grid Accent 5" w:uiPriority="73"/>
-    <w:lsdException w:name="Light Shading Accent 6" w:uiPriority="60"/>
-    <w:lsdException w:name="Light List Accent 6" w:uiPriority="61"/>
-    <w:lsdException w:name="Light Grid Accent 6" w:uiPriority="62"/>
-    <w:lsdException w:name="Medium Shading 1 Accent 6" w:uiPriority="63"/>
-    <w:lsdException w:name="Medium Shading 2 Accent 6" w:uiPriority="64"/>
-    <w:lsdException w:name="Medium List 1 Accent 6" w:uiPriority="65"/>
-    <w:lsdException w:name="Medium List 2 Accent 6" w:uiPriority="66"/>
-    <w:lsdException w:name="Medium Grid 1 Accent 6" w:uiPriority="67"/>
-    <w:lsdException w:name="Medium Grid 2 Accent 6" w:uiPriority="68"/>
-    <w:lsdException w:name="Medium Grid 3 Accent 6" w:uiPriority="69"/>
-    <w:lsdException w:name="Dark List Accent 6" w:uiPriority="70"/>
-    <w:lsdException w:name="Colorful Shading Accent 6" w:uiPriority="71"/>
-    <w:lsdException w:name="Colorful List Accent 6" w:uiPriority="72"/>
-    <w:lsdException w:name="Colorful Grid Accent 6" w:uiPriority="73"/>
-    <w:lsdException w:name="Subtle Emphasis" w:uiPriority="19" w:qFormat="1"/>
-    <w:lsdException w:name="Intense Emphasis" w:uiPriority="21" w:qFormat="1"/>
-    <w:lsdException w:name="Subtle Reference" w:uiPriority="31" w:qFormat="1"/>
-    <w:lsdException w:name="Intense Reference" w:uiPriority="32" w:qFormat="1"/>
-    <w:lsdException w:name="Book Title" w:uiPriority="33" w:qFormat="1"/>
-    <w:lsdException w:name="Bibliography" w:semiHidden="1" w:uiPriority="37" w:unhideWhenUsed="1"/>
-    <w:lsdException w:name="TOC Heading" w:semiHidden="1" w:uiPriority="39" w:unhideWhenUsed="1" w:qFormat="1"/>
-    <w:lsdException w:name="Plain Table 1" w:uiPriority="41"/>
-    <w:lsdException w:name="Plain Table 2" w:uiPriority="42"/>
-    <w:lsdException w:name="Plain Table 3" w:uiPriority="43"/>
-    <w:lsdException w:name="Plain Table 4" w:uiPriority="44"/>
-    <w:lsdException w:name="Plain Table 5" w:uiPriority="45"/>
-    <w:lsdException w:name="Grid Table Light" w:uiPriority="40"/>
-    <w:lsdException w:name="Grid Table 1 Light" w:uiPriority="46"/>
-    <w:lsdException w:name="Grid Table 2" w:uiPriority="47"/>
-    <w:lsdException w:name="Grid Table 3" w:uiPriority="48"/>
-    <w:lsdException w:name="Grid Table 4" w:uiPriority="49"/>
-    <w:lsdException w:name="Grid Table 5 Dark" w:uiPriority="50"/>
-    <w:lsdException w:name="Grid Table 6 Colorful" w:uiPriority="51"/>
-    <w:lsdException w:name="Grid Table 7 Colorful" w:uiPriority="52"/>
-    <w:lsdException w:name="Grid Table 1 Light Accent 1" w:uiPriority="46"/>
-    <w:lsdException w:name="Grid Table 2 Accent 1" w:uiPriority="47"/>
-    <w:lsdException w:name="Grid Table 3 Accent 1" w:uiPriority="48"/>
-    <w:lsdException w:name="Grid Table 4 Accent 1" w:uiPriority="49"/>
-    <w:lsdException w:name="Grid Table 5 Dark Accent 1" w:uiPriority="50"/>
-    <w:lsdException w:name="Grid Table 6 Colorful Accent 1" w:uiPriority="51"/>
-    <w:lsdException w:name="Grid Table 7 Colorful Accent 1" w:uiPriority="52"/>
-    <w:lsdException w:name="Grid Table 1 Light Accent 2" w:uiPriority="46"/>
-    <w:lsdException w:name="Grid Table 2 Accent 2" w:uiPriority="47"/>
-    <w:lsdException w:name="Grid Table 3 Accent 2" w:uiPriority="48"/>
-    <w:lsdException w:name="Grid Table 4 Accent 2" w:uiPriority="49"/>
-    <w:lsdException w:name="Grid Table 5 Dark Accent 2" w:uiPriority="50"/>
-    <w:lsdException w:name="Grid Table 6 Colorful Accent 2" w:uiPriority="51"/>
-    <w:lsdException w:name="Grid Table 7 Colorful Accent 2" w:uiPriority="52"/>
-    <w:lsdException w:name="Grid Table 1 Light Accent 3" w:uiPriority="46"/>
-    <w:lsdException w:name="Grid Table 2 Accent 3" w:uiPriority="47"/>
-    <w:lsdException w:name="Grid Table 3 Accent 3" w:uiPriority="48"/>
-    <w:lsdException w:name="Grid Table 4 Accent 3" w:uiPriority="49"/>
-    <w:lsdException w:name="Grid Table 5 Dark Accent 3" w:uiPriority="50"/>
-    <w:lsdException w:name="Grid Table 6 Colorful Accent 3" w:uiPriority="51"/>
-    <w:lsdException w:name="Grid Table 7 Colorful Accent 3" w:uiPriority="52"/>
-    <w:lsdException w:name="Grid Table 1 Light Accent 4" w:uiPriority="46"/>
-    <w:lsdException w:name="Grid Table 2 Accent 4" w:uiPriority="47"/>
-    <w:lsdException w:name="Grid Table 3 Accent 4" w:uiPriority="48"/>
-    <w:lsdException w:name="Grid Table 4 Accent 4" w:uiPriority="49"/>
-    <w:lsdException w:name="Grid Table 5 Dark Accent 4" w:uiPriority="50"/>
-    <w:lsdException w:name="Grid Table 6 Colorful Accent 4" w:uiPriority="51"/>
-    <w:lsdException w:name="Grid Table 7 Colorful Accent 4" w:uiPriority="52"/>
-    <w:lsdException w:name="Grid Table 1 Light Accent 5" w:uiPriority="46"/>
-    <w:lsdException w:name="Grid Table 2 Accent 5" w:uiPriority="47"/>
-    <w:lsdException w:name="Grid Table 3 Accent 5" w:uiPriority="48"/>
-    <w:lsdException w:name="Grid Table 4 Accent 5" w:uiPriority="49"/>
-    <w:lsdException w:name="Grid Table 5 Dark Accent 5" w:uiPriority="50"/>
-    <w:lsdException w:name="Grid Table 6 Colorful Accent 5" w:uiPriority="51"/>
-    <w:lsdException w:name="Grid Table 7 Colorful Accent 5" w:uiPriority="52"/>
-    <w:lsdException w:name="Grid Table 1 Light Accent 6" w:uiPriority="46"/>
-    <w:lsdException w:name="Grid Table 2 Accent 6" w:uiPriority="47"/>
-    <w:lsdException w:name="Grid Table 3 Accent 6" w:uiPriority="48"/>
-    <w:lsdException w:name="Grid Table 4 Accent 6" w:uiPriority="49"/>
-    <w:lsdException w:name="Grid Table 5 Dark Accent 6" w:uiPriority="50"/>
-    <w:lsdException w:name="Grid Table 6 Colorful Accent 6" w:uiPriority="51"/>
-    <w:lsdException w:name="Grid Table 7 Colorful Accent 6" w:uiPriority="52"/>
-    <w:lsdException w:name="List Table 1 Light" w:uiPriority="46"/>
-    <w:lsdException w:name="List Table 2" w:uiPriority="47"/>
-    <w:lsdException w:name="List Table 3" w:uiPriority="48"/>
-    <w:lsdException w:name="List Table 4" w:uiPriority="49"/>
-    <w:lsdException w:name="List Table 5 Dark" w:uiPriority="50"/>
-    <w:lsdException w:name="List Table 6 Colorful" w:uiPriority="51"/>
-    <w:lsdException w:name="List Table 7 Colorful" w:uiPriority="52"/>
-    <w:lsdException w:name="List Table 1 Light Accent 1" w:uiPriority="46"/>
-    <w:lsdException w:name="List Table 2 Accent 1" w:uiPriority="47"/>
-    <w:lsdException w:name="List Table 3 Accent 1" w:uiPriority="48"/>
-    <w:lsdException w:name="List Table 4 Accent 1" w:uiPriority="49"/>
-    <w:lsdException w:name="List Table 5 Dark Accent 1" w:uiPriority="50"/>
-    <w:lsdException w:name="List Table 6 Colorful Accent 1" w:uiPriority="51"/>
-    <w:lsdException w:name="List Table 7 Colorful Accent 1" w:uiPriority="52"/>
-    <w:lsdException w:name="List Table 1 Light Accent 2" w:uiPriority="46"/>
-    <w:lsdException w:name="List Table 2 Accent 2" w:uiPriority="47"/>
-    <w:lsdException w:name="List Table 3 Accent 2" w:uiPriority="48"/>
-    <w:lsdException w:name="List Table 4 Accent 2" w:uiPriority="49"/>
-    <w:lsdException w:name="List Table 5 Dark Accent 2" w:uiPriority="50"/>
-    <w:lsdException w:name="List Table 6 Colorful Accent 2" w:uiPriority="51"/>
-    <w:lsdException w:name="List Table 7 Colorful Accent 2" w:uiPriority="52"/>
-    <w:lsdException w:name="List Table 1 Light Accent 3" w:uiPriority="46"/>
-    <w:lsdException w:name="List Table 2 Accent 3" w:uiPriority="47"/>
-    <w:lsdException w:name="List Table 3 Accent 3" w:uiPriority="48"/>
-    <w:lsdException w:name="List Table 4 Accent 3" w:uiPriority="49"/>
-    <w:lsdException w:name="List Table 5 Dark Accent 3" w:uiPriority="50"/>
-    <w:lsdException w:name="List Table 6 Colorful Accent 3" w:uiPriority="51"/>
-    <w:lsdException w:name="List Table 7 Colorful Accent 3" w:uiPriority="52"/>
-    <w:lsdException w:name="List Table 1 Light Accent 4" w:uiPriority="46"/>
-    <w:lsdException w:name="List Table 2 Accent 4" w:uiPriority="47"/>
-    <w:lsdException w:name="List Table 3 Accent 4" w:uiPriority="48"/>
-    <w:lsdException w:name="List Table 4 Accent 4" w:uiPriority="49"/>
-    <w:lsdException w:name="List Table 5 Dark Accent 4" w:uiPriority="50"/>
-    <w:lsdException w:name="List Table 6 Colorful Accent 4" w:uiPriority="51"/>
-    <w:lsdException w:name="List Table 7 Colorful Accent 4" w:uiPriority="52"/>
-    <w:lsdException w:name="List Table 1 Light Accent 5" w:uiPriority="46"/>
-    <w:lsdException w:name="List Table 2 Accent 5" w:uiPriority="47"/>
-    <w:lsdException w:name="List Table 3 Accent 5" w:uiPriority="48"/>
-    <w:lsdException w:name="List Table 4 Accent 5" w:uiPriority="49"/>
-    <w:lsdException w:name="List Table 5 Dark Accent 5" w:uiPriority="50"/>
-    <w:lsdException w:name="List Table 6 Colorful Accent 5" w:uiPriority="51"/>
-    <w:lsdException w:name="List Table 7 Colorful Accent 5" w:uiPriority="52"/>
-    <w:lsdException w:name="List Table 1 Light Accent 6" w:uiPriority="46"/>
-    <w:lsdException w:name="List Table 2 Accent 6" w:uiPriority="47"/>
-    <w:lsdException w:name="List Table 3 Accent 6" w:uiPriority="48"/>
-    <w:lsdException w:name="List Table 4 Accent 6" w:uiPriority="49"/>
-    <w:lsdException w:name="List Table 5 Dark Accent 6" w:uiPriority="50"/>
-    <w:lsdException w:name="List Table 6 Colorful Accent 6" w:uiPriority="51"/>
-    <w:lsdException w:name="List Table 7 Colorful Accent 6" w:uiPriority="52"/>
-    <w:lsdException w:name="Mention" w:semiHidden="1" w:unhideWhenUsed="1"/>
-    <w:lsdException w:name="Smart Hyperlink" w:semiHidden="1" w:unhideWhenUsed="1"/>
-    <w:lsdException w:name="Hashtag" w:semiHidden="1" w:unhideWhenUsed="1"/>
-    <w:lsdException w:name="Unresolved Mention" w:semiHidden="1" w:unhideWhenUsed="1"/>
-    <w:lsdException w:name="Smart Link" w:semiHidden="1" w:unhideWhenUsed="1"/>
+  <w:latentStyles w:count="260" w:defQFormat="0" w:defUnhideWhenUsed="1" w:defSemiHidden="1" w:defUIPriority="99" w:defLockedState="0">
+    <w:lsdException w:qFormat="1" w:unhideWhenUsed="0" w:uiPriority="0" w:semiHidden="0" w:name="Normal"/>
+    <w:lsdException w:qFormat="1" w:unhideWhenUsed="0" w:uiPriority="9" w:semiHidden="0" w:name="heading 1"/>
+    <w:lsdException w:qFormat="1" w:uiPriority="9" w:name="heading 2"/>
+    <w:lsdException w:qFormat="1" w:uiPriority="9" w:name="heading 3"/>
+    <w:lsdException w:qFormat="1" w:uiPriority="9" w:name="heading 4"/>
+    <w:lsdException w:qFormat="1" w:uiPriority="9" w:name="heading 5"/>
+    <w:lsdException w:qFormat="1" w:uiPriority="9" w:name="heading 6"/>
+    <w:lsdException w:qFormat="1" w:uiPriority="9" w:name="heading 7"/>
+    <w:lsdException w:qFormat="1" w:uiPriority="9" w:name="heading 8"/>
+    <w:lsdException w:qFormat="1" w:uiPriority="9" w:name="heading 9"/>
+    <w:lsdException w:uiPriority="99" w:name="index 1"/>
+    <w:lsdException w:uiPriority="99" w:name="index 2"/>
+    <w:lsdException w:uiPriority="99" w:name="index 3"/>
+    <w:lsdException w:uiPriority="99" w:name="index 4"/>
+    <w:lsdException w:uiPriority="99" w:name="index 5"/>
+    <w:lsdException w:uiPriority="99" w:name="index 6"/>
+    <w:lsdException w:uiPriority="99" w:name="index 7"/>
+    <w:lsdException w:uiPriority="99" w:name="index 8"/>
+    <w:lsdException w:uiPriority="99" w:name="index 9"/>
+    <w:lsdException w:uiPriority="39" w:name="toc 1"/>
+    <w:lsdException w:uiPriority="39" w:name="toc 2"/>
+    <w:lsdException w:uiPriority="39" w:name="toc 3"/>
+    <w:lsdException w:uiPriority="39" w:name="toc 4"/>
+    <w:lsdException w:uiPriority="39" w:name="toc 5"/>
+    <w:lsdException w:uiPriority="39" w:name="toc 6"/>
+    <w:lsdException w:uiPriority="39" w:name="toc 7"/>
+    <w:lsdException w:uiPriority="39" w:name="toc 8"/>
+    <w:lsdException w:uiPriority="39" w:name="toc 9"/>
+    <w:lsdException w:uiPriority="99" w:name="Normal Indent"/>
+    <w:lsdException w:uiPriority="99" w:name="footnote text"/>
+    <w:lsdException w:uiPriority="99" w:name="annotation text"/>
+    <w:lsdException w:uiPriority="99" w:name="header"/>
+    <w:lsdException w:uiPriority="99" w:name="footer"/>
+    <w:lsdException w:uiPriority="99" w:name="index heading"/>
+    <w:lsdException w:qFormat="1" w:uiPriority="35" w:name="caption"/>
+    <w:lsdException w:uiPriority="99" w:name="table of figures"/>
+    <w:lsdException w:uiPriority="99" w:name="envelope address"/>
+    <w:lsdException w:uiPriority="99" w:name="envelope return"/>
+    <w:lsdException w:uiPriority="99" w:name="footnote reference"/>
+    <w:lsdException w:uiPriority="99" w:name="annotation reference"/>
+    <w:lsdException w:uiPriority="99" w:name="line number"/>
+    <w:lsdException w:uiPriority="99" w:name="page number"/>
+    <w:lsdException w:uiPriority="99" w:name="endnote reference"/>
+    <w:lsdException w:uiPriority="99" w:name="endnote text"/>
+    <w:lsdException w:uiPriority="99" w:name="table of authorities"/>
+    <w:lsdException w:uiPriority="99" w:name="macro"/>
+    <w:lsdException w:uiPriority="99" w:name="toa heading"/>
+    <w:lsdException w:uiPriority="99" w:name="List"/>
+    <w:lsdException w:uiPriority="99" w:name="List Bullet"/>
+    <w:lsdException w:uiPriority="99" w:name="List Number"/>
+    <w:lsdException w:uiPriority="99" w:name="List 2"/>
+    <w:lsdException w:uiPriority="99" w:name="List 3"/>
+    <w:lsdException w:uiPriority="99" w:name="List 4"/>
+    <w:lsdException w:uiPriority="99" w:name="List 5"/>
+    <w:lsdException w:uiPriority="99" w:name="List Bullet 2"/>
+    <w:lsdException w:uiPriority="99" w:name="List Bullet 3"/>
+    <w:lsdException w:uiPriority="99" w:name="List Bullet 4"/>
+    <w:lsdException w:uiPriority="99" w:name="List Bullet 5"/>
+    <w:lsdException w:uiPriority="99" w:name="List Number 2"/>
+    <w:lsdException w:uiPriority="99" w:name="List Number 3"/>
+    <w:lsdException w:uiPriority="99" w:name="List Number 4"/>
+    <w:lsdException w:uiPriority="99" w:name="List Number 5"/>
+    <w:lsdException w:qFormat="1" w:unhideWhenUsed="0" w:uiPriority="10" w:semiHidden="0" w:name="Title"/>
+    <w:lsdException w:uiPriority="99" w:name="Closing"/>
+    <w:lsdException w:uiPriority="99" w:name="Signature"/>
+    <w:lsdException w:qFormat="1" w:uiPriority="1" w:name="Default Paragraph Font"/>
+    <w:lsdException w:uiPriority="99" w:name="Body Text"/>
+    <w:lsdException w:uiPriority="99" w:name="Body Text Indent"/>
+    <w:lsdException w:uiPriority="99" w:name="List Continue"/>
+    <w:lsdException w:uiPriority="99" w:name="List Continue 2"/>
+    <w:lsdException w:uiPriority="99" w:name="List Continue 3"/>
+    <w:lsdException w:uiPriority="99" w:name="List Continue 4"/>
+    <w:lsdException w:uiPriority="99" w:name="List Continue 5"/>
+    <w:lsdException w:uiPriority="99" w:name="Message Header"/>
+    <w:lsdException w:qFormat="1" w:unhideWhenUsed="0" w:uiPriority="11" w:semiHidden="0" w:name="Subtitle"/>
+    <w:lsdException w:uiPriority="99" w:name="Salutation"/>
+    <w:lsdException w:uiPriority="99" w:name="Date"/>
+    <w:lsdException w:uiPriority="99" w:name="Body Text First Indent"/>
+    <w:lsdException w:uiPriority="99" w:name="Body Text First Indent 2"/>
+    <w:lsdException w:uiPriority="99" w:name="Note Heading"/>
+    <w:lsdException w:uiPriority="99" w:name="Body Text 2"/>
+    <w:lsdException w:uiPriority="99" w:name="Body Text 3"/>
+    <w:lsdException w:uiPriority="99" w:name="Body Text Indent 2"/>
+    <w:lsdException w:uiPriority="99" w:name="Body Text Indent 3"/>
+    <w:lsdException w:uiPriority="99" w:name="Block Text"/>
+    <w:lsdException w:uiPriority="99" w:name="Hyperlink"/>
+    <w:lsdException w:uiPriority="99" w:name="FollowedHyperlink"/>
+    <w:lsdException w:qFormat="1" w:unhideWhenUsed="0" w:uiPriority="22" w:semiHidden="0" w:name="Strong"/>
+    <w:lsdException w:qFormat="1" w:unhideWhenUsed="0" w:uiPriority="20" w:semiHidden="0" w:name="Emphasis"/>
+    <w:lsdException w:uiPriority="99" w:name="Document Map"/>
+    <w:lsdException w:uiPriority="99" w:name="Plain Text"/>
+    <w:lsdException w:uiPriority="99" w:name="E-mail Signature"/>
+    <w:lsdException w:uiPriority="99" w:name="Normal (Web)"/>
+    <w:lsdException w:uiPriority="99" w:name="HTML Acronym"/>
+    <w:lsdException w:uiPriority="99" w:name="HTML Address"/>
+    <w:lsdException w:uiPriority="99" w:name="HTML Cite"/>
+    <w:lsdException w:uiPriority="99" w:name="HTML Code"/>
+    <w:lsdException w:uiPriority="99" w:name="HTML Definition"/>
+    <w:lsdException w:uiPriority="99" w:name="HTML Keyboard"/>
+    <w:lsdException w:uiPriority="99" w:name="HTML Preformatted"/>
+    <w:lsdException w:uiPriority="99" w:name="HTML Sample"/>
+    <w:lsdException w:uiPriority="99" w:name="HTML Typewriter"/>
+    <w:lsdException w:uiPriority="99" w:name="HTML Variable"/>
+    <w:lsdException w:qFormat="1" w:uiPriority="99" w:name="Normal Table"/>
+    <w:lsdException w:uiPriority="99" w:name="annotation subject"/>
+    <w:lsdException w:uiPriority="99" w:name="Table Simple 1"/>
+    <w:lsdException w:uiPriority="99" w:name="Table Simple 2"/>
+    <w:lsdException w:uiPriority="99" w:name="Table Simple 3"/>
+    <w:lsdException w:uiPriority="99" w:name="Table Classic 1"/>
+    <w:lsdException w:uiPriority="99" w:name="Table Classic 2"/>
+    <w:lsdException w:uiPriority="99" w:name="Table Classic 3"/>
+    <w:lsdException w:uiPriority="99" w:name="Table Classic 4"/>
+    <w:lsdException w:uiPriority="99" w:name="Table Colorful 1"/>
+    <w:lsdException w:uiPriority="99" w:name="Table Colorful 2"/>
+    <w:lsdException w:uiPriority="99" w:name="Table Colorful 3"/>
+    <w:lsdException w:uiPriority="99" w:name="Table Columns 1"/>
+    <w:lsdException w:uiPriority="99" w:name="Table Columns 2"/>
+    <w:lsdException w:uiPriority="99" w:name="Table Columns 3"/>
+    <w:lsdException w:uiPriority="99" w:name="Table Columns 4"/>
+    <w:lsdException w:uiPriority="99" w:name="Table Columns 5"/>
+    <w:lsdException w:uiPriority="99" w:name="Table Grid 1"/>
+    <w:lsdException w:uiPriority="99" w:name="Table Grid 2"/>
+    <w:lsdException w:uiPriority="99" w:name="Table Grid 3"/>
+    <w:lsdException w:uiPriority="99" w:name="Table Grid 4"/>
+    <w:lsdException w:uiPriority="99" w:name="Table Grid 5"/>
+    <w:lsdException w:uiPriority="99" w:name="Table Grid 6"/>
+    <w:lsdException w:uiPriority="99" w:name="Table Grid 7"/>
+    <w:lsdException w:uiPriority="99" w:name="Table Grid 8"/>
+    <w:lsdException w:uiPriority="99" w:name="Table List 1"/>
+    <w:lsdException w:uiPriority="99" w:name="Table List 2"/>
+    <w:lsdException w:uiPriority="99" w:name="Table List 3"/>
+    <w:lsdException w:uiPriority="99" w:name="Table List 4"/>
+    <w:lsdException w:uiPriority="99" w:name="Table List 5"/>
+    <w:lsdException w:uiPriority="99" w:name="Table List 6"/>
+    <w:lsdException w:uiPriority="99" w:name="Table List 7"/>
+    <w:lsdException w:uiPriority="99" w:name="Table List 8"/>
+    <w:lsdException w:uiPriority="99" w:name="Table 3D effects 1"/>
+    <w:lsdException w:uiPriority="99" w:name="Table 3D effects 2"/>
+    <w:lsdException w:uiPriority="99" w:name="Table 3D effects 3"/>
+    <w:lsdException w:uiPriority="99" w:name="Table Contemporary"/>
+    <w:lsdException w:uiPriority="99" w:name="Table Elegant"/>
+    <w:lsdException w:uiPriority="99" w:name="Table Professional"/>
+    <w:lsdException w:unhideWhenUsed="0" w:uiPriority="99" w:semiHidden="0" w:name="Table Subtle 1"/>
+    <w:lsdException w:uiPriority="99" w:name="Table Subtle 2"/>
+    <w:lsdException w:uiPriority="99" w:name="Table Web 1"/>
+    <w:lsdException w:unhideWhenUsed="0" w:uiPriority="99" w:semiHidden="0" w:name="Table Web 2"/>
+    <w:lsdException w:unhideWhenUsed="0" w:uiPriority="99" w:semiHidden="0" w:name="Table Web 3"/>
+    <w:lsdException w:uiPriority="99" w:name="Balloon Text"/>
+    <w:lsdException w:unhideWhenUsed="0" w:uiPriority="39" w:semiHidden="0" w:name="Table Grid"/>
+    <w:lsdException w:uiPriority="99" w:name="Table Theme"/>
+    <w:lsdException w:unhideWhenUsed="0" w:uiPriority="60" w:semiHidden="0" w:name="Light Shading"/>
+    <w:lsdException w:unhideWhenUsed="0" w:uiPriority="61" w:semiHidden="0" w:name="Light List"/>
+    <w:lsdException w:unhideWhenUsed="0" w:uiPriority="62" w:semiHidden="0" w:name="Light Grid"/>
+    <w:lsdException w:unhideWhenUsed="0" w:uiPriority="63" w:semiHidden="0" w:name="Medium Shading 1"/>
+    <w:lsdException w:unhideWhenUsed="0" w:uiPriority="64" w:semiHidden="0" w:name="Medium Shading 2"/>
+    <w:lsdException w:unhideWhenUsed="0" w:uiPriority="65" w:semiHidden="0" w:name="Medium List 1"/>
+    <w:lsdException w:unhideWhenUsed="0" w:uiPriority="66" w:semiHidden="0" w:name="Medium List 2"/>
+    <w:lsdException w:unhideWhenUsed="0" w:uiPriority="67" w:semiHidden="0" w:name="Medium Grid 1"/>
+    <w:lsdException w:unhideWhenUsed="0" w:uiPriority="68" w:semiHidden="0" w:name="Medium Grid 2"/>
+    <w:lsdException w:unhideWhenUsed="0" w:uiPriority="69" w:semiHidden="0" w:name="Medium Grid 3"/>
+    <w:lsdException w:unhideWhenUsed="0" w:uiPriority="70" w:semiHidden="0" w:name="Dark List"/>
+    <w:lsdException w:unhideWhenUsed="0" w:uiPriority="71" w:semiHidden="0" w:name="Colorful Shading"/>
+    <w:lsdException w:unhideWhenUsed="0" w:uiPriority="72" w:semiHidden="0" w:name="Colorful List"/>
+    <w:lsdException w:unhideWhenUsed="0" w:uiPriority="73" w:semiHidden="0" w:name="Colorful Grid"/>
+    <w:lsdException w:unhideWhenUsed="0" w:uiPriority="60" w:semiHidden="0" w:name="Light Shading Accent 1"/>
+    <w:lsdException w:unhideWhenUsed="0" w:uiPriority="61" w:semiHidden="0" w:name="Light List Accent 1"/>
+    <w:lsdException w:unhideWhenUsed="0" w:uiPriority="62" w:semiHidden="0" w:name="Light Grid Accent 1"/>
+    <w:lsdException w:unhideWhenUsed="0" w:uiPriority="63" w:semiHidden="0" w:name="Medium Shading 1 Accent 1"/>
+    <w:lsdException w:unhideWhenUsed="0" w:uiPriority="64" w:semiHidden="0" w:name="Medium Shading 2 Accent 1"/>
+    <w:lsdException w:unhideWhenUsed="0" w:uiPriority="65" w:semiHidden="0" w:name="Medium List 1 Accent 1"/>
+    <w:lsdException w:unhideWhenUsed="0" w:uiPriority="66" w:semiHidden="0" w:name="Medium List 2 Accent 1"/>
+    <w:lsdException w:unhideWhenUsed="0" w:uiPriority="67" w:semiHidden="0" w:name="Medium Grid 1 Accent 1"/>
+    <w:lsdException w:unhideWhenUsed="0" w:uiPriority="68" w:semiHidden="0" w:name="Medium Grid 2 Accent 1"/>
+    <w:lsdException w:unhideWhenUsed="0" w:uiPriority="69" w:semiHidden="0" w:name="Medium Grid 3 Accent 1"/>
+    <w:lsdException w:unhideWhenUsed="0" w:uiPriority="70" w:semiHidden="0" w:name="Dark List Accent 1"/>
+    <w:lsdException w:unhideWhenUsed="0" w:uiPriority="71" w:semiHidden="0" w:name="Colorful Shading Accent 1"/>
+    <w:lsdException w:unhideWhenUsed="0" w:uiPriority="72" w:semiHidden="0" w:name="Colorful List Accent 1"/>
+    <w:lsdException w:unhideWhenUsed="0" w:uiPriority="73" w:semiHidden="0" w:name="Colorful Grid Accent 1"/>
+    <w:lsdException w:unhideWhenUsed="0" w:uiPriority="60" w:semiHidden="0" w:name="Light Shading Accent 2"/>
+    <w:lsdException w:unhideWhenUsed="0" w:uiPriority="61" w:semiHidden="0" w:name="Light List Accent 2"/>
+    <w:lsdException w:unhideWhenUsed="0" w:uiPriority="62" w:semiHidden="0" w:name="Light Grid Accent 2"/>
+    <w:lsdException w:unhideWhenUsed="0" w:uiPriority="63" w:semiHidden="0" w:name="Medium Shading 1 Accent 2"/>
+    <w:lsdException w:unhideWhenUsed="0" w:uiPriority="64" w:semiHidden="0" w:name="Medium Shading 2 Accent 2"/>
+    <w:lsdException w:unhideWhenUsed="0" w:uiPriority="65" w:semiHidden="0" w:name="Medium List 1 Accent 2"/>
+    <w:lsdException w:unhideWhenUsed="0" w:uiPriority="66" w:semiHidden="0" w:name="Medium List 2 Accent 2"/>
+    <w:lsdException w:unhideWhenUsed="0" w:uiPriority="67" w:semiHidden="0" w:name="Medium Grid 1 Accent 2"/>
+    <w:lsdException w:unhideWhenUsed="0" w:uiPriority="68" w:semiHidden="0" w:name="Medium Grid 2 Accent 2"/>
+    <w:lsdException w:unhideWhenUsed="0" w:uiPriority="69" w:semiHidden="0" w:name="Medium Grid 3 Accent 2"/>
+    <w:lsdException w:unhideWhenUsed="0" w:uiPriority="70" w:semiHidden="0" w:name="Dark List Accent 2"/>
+    <w:lsdException w:unhideWhenUsed="0" w:uiPriority="71" w:semiHidden="0" w:name="Colorful Shading Accent 2"/>
+    <w:lsdException w:unhideWhenUsed="0" w:uiPriority="72" w:semiHidden="0" w:name="Colorful List Accent 2"/>
+    <w:lsdException w:unhideWhenUsed="0" w:uiPriority="73" w:semiHidden="0" w:name="Colorful Grid Accent 2"/>
+    <w:lsdException w:unhideWhenUsed="0" w:uiPriority="60" w:semiHidden="0" w:name="Light Shading Accent 3"/>
+    <w:lsdException w:unhideWhenUsed="0" w:uiPriority="61" w:semiHidden="0" w:name="Light List Accent 3"/>
+    <w:lsdException w:unhideWhenUsed="0" w:uiPriority="62" w:semiHidden="0" w:name="Light Grid Accent 3"/>
+    <w:lsdException w:unhideWhenUsed="0" w:uiPriority="63" w:semiHidden="0" w:name="Medium Shading 1 Accent 3"/>
+    <w:lsdException w:unhideWhenUsed="0" w:uiPriority="64" w:semiHidden="0" w:name="Medium Shading 2 Accent 3"/>
+    <w:lsdException w:unhideWhenUsed="0" w:uiPriority="65" w:semiHidden="0" w:name="Medium List 1 Accent 3"/>
+    <w:lsdException w:unhideWhenUsed="0" w:uiPriority="66" w:semiHidden="0" w:name="Medium List 2 Accent 3"/>
+    <w:lsdException w:unhideWhenUsed="0" w:uiPriority="67" w:semiHidden="0" w:name="Medium Grid 1 Accent 3"/>
+    <w:lsdException w:unhideWhenUsed="0" w:uiPriority="68" w:semiHidden="0" w:name="Medium Grid 2 Accent 3"/>
+    <w:lsdException w:unhideWhenUsed="0" w:uiPriority="69" w:semiHidden="0" w:name="Medium Grid 3 Accent 3"/>
+    <w:lsdException w:unhideWhenUsed="0" w:uiPriority="70" w:semiHidden="0" w:name="Dark List Accent 3"/>
+    <w:lsdException w:unhideWhenUsed="0" w:uiPriority="71" w:semiHidden="0" w:name="Colorful Shading Accent 3"/>
+    <w:lsdException w:unhideWhenUsed="0" w:uiPriority="72" w:semiHidden="0" w:name="Colorful List Accent 3"/>
+    <w:lsdException w:unhideWhenUsed="0" w:uiPriority="73" w:semiHidden="0" w:name="Colorful Grid Accent 3"/>
+    <w:lsdException w:unhideWhenUsed="0" w:uiPriority="60" w:semiHidden="0" w:name="Light Shading Accent 4"/>
+    <w:lsdException w:unhideWhenUsed="0" w:uiPriority="61" w:semiHidden="0" w:name="Light List Accent 4"/>
+    <w:lsdException w:unhideWhenUsed="0" w:uiPriority="62" w:semiHidden="0" w:name="Light Grid Accent 4"/>
+    <w:lsdException w:unhideWhenUsed="0" w:uiPriority="63" w:semiHidden="0" w:name="Medium Shading 1 Accent 4"/>
+    <w:lsdException w:unhideWhenUsed="0" w:uiPriority="64" w:semiHidden="0" w:name="Medium Shading 2 Accent 4"/>
+    <w:lsdException w:unhideWhenUsed="0" w:uiPriority="65" w:semiHidden="0" w:name="Medium List 1 Accent 4"/>
+    <w:lsdException w:unhideWhenUsed="0" w:uiPriority="66" w:semiHidden="0" w:name="Medium List 2 Accent 4"/>
+    <w:lsdException w:unhideWhenUsed="0" w:uiPriority="67" w:semiHidden="0" w:name="Medium Grid 1 Accent 4"/>
+    <w:lsdException w:unhideWhenUsed="0" w:uiPriority="68" w:semiHidden="0" w:name="Medium Grid 2 Accent 4"/>
+    <w:lsdException w:unhideWhenUsed="0" w:uiPriority="69" w:semiHidden="0" w:name="Medium Grid 3 Accent 4"/>
+    <w:lsdException w:unhideWhenUsed="0" w:uiPriority="70" w:semiHidden="0" w:name="Dark List Accent 4"/>
+    <w:lsdException w:unhideWhenUsed="0" w:uiPriority="71" w:semiHidden="0" w:name="Colorful Shading Accent 4"/>
+    <w:lsdException w:unhideWhenUsed="0" w:uiPriority="72" w:semiHidden="0" w:name="Colorful List Accent 4"/>
+    <w:lsdException w:unhideWhenUsed="0" w:uiPriority="73" w:semiHidden="0" w:name="Colorful Grid Accent 4"/>
+    <w:lsdException w:unhideWhenUsed="0" w:uiPriority="60" w:semiHidden="0" w:name="Light Shading Accent 5"/>
+    <w:lsdException w:unhideWhenUsed="0" w:uiPriority="61" w:semiHidden="0" w:name="Light List Accent 5"/>
+    <w:lsdException w:unhideWhenUsed="0" w:uiPriority="62" w:semiHidden="0" w:name="Light Grid Accent 5"/>
+    <w:lsdException w:unhideWhenUsed="0" w:uiPriority="63" w:semiHidden="0" w:name="Medium Shading 1 Accent 5"/>
+    <w:lsdException w:unhideWhenUsed="0" w:uiPriority="64" w:semiHidden="0" w:name="Medium Shading 2 Accent 5"/>
+    <w:lsdException w:unhideWhenUsed="0" w:uiPriority="65" w:semiHidden="0" w:name="Medium List 1 Accent 5"/>
+    <w:lsdException w:unhideWhenUsed="0" w:uiPriority="66" w:semiHidden="0" w:name="Medium List 2 Accent 5"/>
+    <w:lsdException w:unhideWhenUsed="0" w:uiPriority="67" w:semiHidden="0" w:name="Medium Grid 1 Accent 5"/>
+    <w:lsdException w:unhideWhenUsed="0" w:uiPriority="68" w:semiHidden="0" w:name="Medium Grid 2 Accent 5"/>
+    <w:lsdException w:unhideWhenUsed="0" w:uiPriority="69" w:semiHidden="0" w:name="Medium Grid 3 Accent 5"/>
+    <w:lsdException w:unhideWhenUsed="0" w:uiPriority="70" w:semiHidden="0" w:name="Dark List Accent 5"/>
+    <w:lsdException w:unhideWhenUsed="0" w:uiPriority="71" w:semiHidden="0" w:name="Colorful Shading Accent 5"/>
+    <w:lsdException w:unhideWhenUsed="0" w:uiPriority="72" w:semiHidden="0" w:name="Colorful List Accent 5"/>
+    <w:lsdException w:unhideWhenUsed="0" w:uiPriority="73" w:semiHidden="0" w:name="Colorful Grid Accent 5"/>
+    <w:lsdException w:unhideWhenUsed="0" w:uiPriority="60" w:semiHidden="0" w:name="Light Shading Accent 6"/>
+    <w:lsdException w:unhideWhenUsed="0" w:uiPriority="61" w:semiHidden="0" w:name="Light List Accent 6"/>
+    <w:lsdException w:unhideWhenUsed="0" w:uiPriority="62" w:semiHidden="0" w:name="Light Grid Accent 6"/>
+    <w:lsdException w:unhideWhenUsed="0" w:uiPriority="63" w:semiHidden="0" w:name="Medium Shading 1 Accent 6"/>
+    <w:lsdException w:unhideWhenUsed="0" w:uiPriority="64" w:semiHidden="0" w:name="Medium Shading 2 Accent 6"/>
+    <w:lsdException w:unhideWhenUsed="0" w:uiPriority="65" w:semiHidden="0" w:name="Medium List 1 Accent 6"/>
+    <w:lsdException w:unhideWhenUsed="0" w:uiPriority="66" w:semiHidden="0" w:name="Medium List 2 Accent 6"/>
+    <w:lsdException w:unhideWhenUsed="0" w:uiPriority="67" w:semiHidden="0" w:name="Medium Grid 1 Accent 6"/>
+    <w:lsdException w:unhideWhenUsed="0" w:uiPriority="68" w:semiHidden="0" w:name="Medium Grid 2 Accent 6"/>
+    <w:lsdException w:unhideWhenUsed="0" w:uiPriority="69" w:semiHidden="0" w:name="Medium Grid 3 Accent 6"/>
+    <w:lsdException w:unhideWhenUsed="0" w:uiPriority="70" w:semiHidden="0" w:name="Dark List Accent 6"/>
+    <w:lsdException w:unhideWhenUsed="0" w:uiPriority="71" w:semiHidden="0" w:name="Colorful Shading Accent 6"/>
+    <w:lsdException w:unhideWhenUsed="0" w:uiPriority="72" w:semiHidden="0" w:name="Colorful List Accent 6"/>
+    <w:lsdException w:unhideWhenUsed="0" w:uiPriority="73" w:semiHidden="0" w:name="Colorful Grid Accent 6"/>
   </w:latentStyles>
-  <w:style w:type="paragraph" w:default="1" w:styleId="Normal">
+  <w:style w:type="paragraph" w:default="1" w:styleId="1">
     <w:name w:val="Normal"/>
     <w:qFormat/>
+    <w:uiPriority w:val="0"/>
+    <w:pPr>
+      <w:spacing w:after="160" w:line="259" w:lineRule="auto"/>
+    </w:pPr>
     <w:rPr>
-      <w:lang w:val="fr-FR"/>
+      <w:rFonts w:asciiTheme="minorHAnsi" w:hAnsiTheme="minorHAnsi" w:eastAsiaTheme="minorHAnsi" w:cstheme="minorBidi"/>
+      <w:kern w:val="2"/>
+      <w:sz w:val="22"/>
+      <w:szCs w:val="22"/>
+      <w:lang w:val="fr-FR" w:eastAsia="en-US" w:bidi="ar-SA"/>
+      <w14:ligatures w14:val="standardContextual"/>
     </w:rPr>
   </w:style>
-  <w:style w:type="character" w:default="1" w:styleId="Policepardfaut">
+  <w:style w:type="character" w:default="1" w:styleId="2">
     <w:name w:val="Default Paragraph Font"/>
-    <w:uiPriority w:val="1"/>
     <w:semiHidden/>
     <w:unhideWhenUsed/>
+    <w:qFormat/>
+    <w:uiPriority w:val="1"/>
   </w:style>
-  <w:style w:type="table" w:default="1" w:styleId="TableauNormal">
+  <w:style w:type="table" w:default="1" w:styleId="3">
     <w:name w:val="Normal Table"/>
-    <w:uiPriority w:val="99"/>
     <w:semiHidden/>
     <w:unhideWhenUsed/>
+    <w:qFormat/>
+    <w:uiPriority w:val="99"/>
     <w:tblPr>
-      <w:tblInd w:w="0" w:type="dxa"/>
       <w:tblCellMar>
         <w:top w:w="0" w:type="dxa"/>
         <w:left w:w="108" w:type="dxa"/>
@@ -2634,16 +2102,11 @@
       </w:tblCellMar>
     </w:tblPr>
   </w:style>
-  <w:style w:type="numbering" w:default="1" w:styleId="Aucuneliste">
-    <w:name w:val="No List"/>
-    <w:uiPriority w:val="99"/>
-    <w:semiHidden/>
-    <w:unhideWhenUsed/>
-  </w:style>
-  <w:style w:type="character" w:customStyle="1" w:styleId="markedcontent">
+  <w:style w:type="character" w:customStyle="1" w:styleId="4">
     <w:name w:val="markedcontent"/>
-    <w:basedOn w:val="Policepardfaut"/>
-    <w:rsid w:val="00941F47"/>
+    <w:basedOn w:val="2"/>
+    <w:qFormat/>
+    <w:uiPriority w:val="0"/>
   </w:style>
 </w:styles>
 </file>
@@ -2691,7 +2154,7 @@
     </a:clrScheme>
     <a:fontScheme name="Office">
       <a:majorFont>
-        <a:latin typeface="Calibri Light" panose="020F0302020204030204"/>
+        <a:latin typeface="Calibri Light"/>
         <a:ea typeface=""/>
         <a:cs typeface=""/>
         <a:font script="Jpan" typeface="游ゴシック Light"/>
@@ -2726,7 +2189,7 @@
         <a:font script="Geor" typeface="Sylfaen"/>
       </a:majorFont>
       <a:minorFont>
-        <a:latin typeface="Calibri" panose="020F0502020204030204"/>
+        <a:latin typeface="Calibri"/>
         <a:ea typeface=""/>
         <a:cs typeface=""/>
         <a:font script="Jpan" typeface="游明朝"/>
@@ -2900,11 +2363,22 @@
     </a:fmtScheme>
   </a:themeElements>
   <a:objectDefaults/>
-  <a:extraClrSchemeLst/>
-  <a:extLst>
-    <a:ext uri="{05A4C25C-085E-4340-85A3-A5531E510DB2}">
-      <thm15:themeFamily xmlns:thm15="http://schemas.microsoft.com/office/thememl/2012/main" name="Office Theme" id="{62F939B6-93AF-4DB8-9C6B-D6C7DFDC589F}" vid="{4A3C46E8-61CC-4603-A589-7422A47A8E4A}"/>
-    </a:ext>
-  </a:extLst>
 </a:theme>
+</file>
+
+<file path=customXml/item1.xml><?xml version="1.0" encoding="utf-8"?>
+<s:customData xmlns="http://www.wps.cn/officeDocument/2013/wpsCustomData" xmlns:s="http://www.wps.cn/officeDocument/2013/wpsCustomData">
+  <customSectProps/>
+  <customShpExts>
+    <customShpInfo spid="_x0000_s1026" textRotate="1"/>
+  </customShpExts>
+</s:customData>
+</file>
+
+<file path=customXml/itemProps1.xml><?xml version="1.0" encoding="utf-8"?>
+<ds:datastoreItem xmlns:ds="http://schemas.openxmlformats.org/officeDocument/2006/customXml" ds:itemID="{B1977F7D-205B-4081-913C-38D41E755F92}">
+  <ds:schemaRefs>
+    <ds:schemaRef ds:uri="http://www.wps.cn/officeDocument/2013/wpsCustomData"/>
+  </ds:schemaRefs>
+</ds:datastoreItem>
 </file>